--- a/Dokumentation/Technisch/bTn_Wecker_Changelog.docx
+++ b/Dokumentation/Technisch/bTn_Wecker_Changelog.docx
@@ -48,7 +48,7 @@
           <w:sz w:val="18"/>
           <w:szCs w:val="18"/>
         </w:rPr>
-        <w:t xml:space="preserve">Basis 4v1  →  9v2</w:t>
+        <w:t xml:space="preserve">Basis 4v1  →  9v14</w:t>
       </w:r>
     </w:p>
     <w:p>
@@ -5061,6 +5061,2490 @@
           </w:p>
         </w:tc>
       </w:tr>
+      <w:tr>
+        <w:tc>
+          <w:tcPr>
+            <w:tcW w:type="dxa" w:w="900"/>
+            <w:tcBorders>
+              <w:top w:val="single" w:color="CCCCCC" w:sz="1"/>
+              <w:left w:val="single" w:color="CCCCCC" w:sz="1"/>
+              <w:bottom w:val="single" w:color="CCCCCC" w:sz="1"/>
+              <w:right w:val="single" w:color="CCCCCC" w:sz="1"/>
+            </w:tcBorders>
+            <w:shd w:fill="FFFFFF" w:val="clear"/>
+            <w:tcMar>
+              <w:top w:type="dxa" w:w="65"/>
+              <w:left w:type="dxa" w:w="110"/>
+              <w:bottom w:type="dxa" w:w="65"/>
+              <w:right w:type="dxa" w:w="110"/>
+            </w:tcMar>
+          </w:tcPr>
+          <w:p>
+            <w:r>
+              <w:rPr>
+                <w:rFonts w:ascii="Arial" w:cs="Arial" w:eastAsia="Arial" w:hAnsi="Arial"/>
+                <w:b/>
+                <w:bCs/>
+                <w:color w:val="1F4E79"/>
+                <w:sz w:val="19"/>
+                <w:szCs w:val="19"/>
+              </w:rPr>
+              <w:t xml:space="preserve">9v3</w:t>
+            </w:r>
+          </w:p>
+        </w:tc>
+        <w:tc>
+          <w:tcPr>
+            <w:tcW w:type="dxa" w:w="1700"/>
+            <w:tcBorders>
+              <w:top w:val="single" w:color="CCCCCC" w:sz="1"/>
+              <w:left w:val="single" w:color="CCCCCC" w:sz="1"/>
+              <w:bottom w:val="single" w:color="CCCCCC" w:sz="1"/>
+              <w:right w:val="single" w:color="CCCCCC" w:sz="1"/>
+            </w:tcBorders>
+            <w:shd w:fill="E2EFDA" w:val="clear"/>
+            <w:tcMar>
+              <w:top w:type="dxa" w:w="65"/>
+              <w:left w:type="dxa" w:w="110"/>
+              <w:bottom w:type="dxa" w:w="65"/>
+              <w:right w:type="dxa" w:w="110"/>
+            </w:tcMar>
+          </w:tcPr>
+          <w:p>
+            <w:r>
+              <w:rPr>
+                <w:rFonts w:ascii="Arial" w:cs="Arial" w:eastAsia="Arial" w:hAnsi="Arial"/>
+                <w:b/>
+                <w:bCs/>
+                <w:color w:val="375623"/>
+                <w:sz w:val="19"/>
+                <w:szCs w:val="19"/>
+              </w:rPr>
+              <w:t xml:space="preserve">Funktion</w:t>
+            </w:r>
+          </w:p>
+        </w:tc>
+        <w:tc>
+          <w:tcPr>
+            <w:tcW w:type="dxa" w:w="6426"/>
+            <w:tcBorders>
+              <w:top w:val="single" w:color="CCCCCC" w:sz="1"/>
+              <w:left w:val="single" w:color="CCCCCC" w:sz="1"/>
+              <w:bottom w:val="single" w:color="CCCCCC" w:sz="1"/>
+              <w:right w:val="single" w:color="CCCCCC" w:sz="1"/>
+            </w:tcBorders>
+            <w:shd w:fill="FFFFFF" w:val="clear"/>
+            <w:tcMar>
+              <w:top w:type="dxa" w:w="65"/>
+              <w:left w:type="dxa" w:w="110"/>
+              <w:bottom w:type="dxa" w:w="65"/>
+              <w:right w:type="dxa" w:w="110"/>
+            </w:tcMar>
+          </w:tcPr>
+          <w:p>
+            <w:r>
+              <w:rPr>
+                <w:rFonts w:ascii="Arial" w:cs="Arial" w:eastAsia="Arial" w:hAnsi="Arial"/>
+                <w:sz w:val="19"/>
+                <w:szCs w:val="19"/>
+              </w:rPr>
+              <w:t xml:space="preserve">Web-Log-Seite: Touch-Baseline und Stack-HWM als dedizierte Snapshot-Sektionen – nur jeweils letzter Wert + Timestamp, kein Spam im Ring-Puffer</w:t>
+            </w:r>
+          </w:p>
+        </w:tc>
+      </w:tr>
+      <w:tr>
+        <w:tc>
+          <w:tcPr>
+            <w:tcW w:type="dxa" w:w="900"/>
+            <w:tcBorders>
+              <w:top w:val="single" w:color="CCCCCC" w:sz="1"/>
+              <w:left w:val="single" w:color="CCCCCC" w:sz="1"/>
+              <w:bottom w:val="single" w:color="CCCCCC" w:sz="1"/>
+              <w:right w:val="single" w:color="CCCCCC" w:sz="1"/>
+            </w:tcBorders>
+            <w:shd w:fill="F2F2F2" w:val="clear"/>
+            <w:tcMar>
+              <w:top w:type="dxa" w:w="65"/>
+              <w:left w:type="dxa" w:w="110"/>
+              <w:bottom w:type="dxa" w:w="65"/>
+              <w:right w:type="dxa" w:w="110"/>
+            </w:tcMar>
+          </w:tcPr>
+          <w:p>
+            <w:r>
+              <w:rPr>
+                <w:rFonts w:ascii="Arial" w:cs="Arial" w:eastAsia="Arial" w:hAnsi="Arial"/>
+                <w:b/>
+                <w:bCs/>
+                <w:color w:val="1F4E79"/>
+                <w:sz w:val="19"/>
+                <w:szCs w:val="19"/>
+              </w:rPr>
+              <w:t xml:space="preserve">9v4</w:t>
+            </w:r>
+          </w:p>
+        </w:tc>
+        <w:tc>
+          <w:tcPr>
+            <w:tcW w:type="dxa" w:w="1700"/>
+            <w:tcBorders>
+              <w:top w:val="single" w:color="CCCCCC" w:sz="1"/>
+              <w:left w:val="single" w:color="CCCCCC" w:sz="1"/>
+              <w:bottom w:val="single" w:color="CCCCCC" w:sz="1"/>
+              <w:right w:val="single" w:color="CCCCCC" w:sz="1"/>
+            </w:tcBorders>
+            <w:shd w:fill="FCE4D6" w:val="clear"/>
+            <w:tcMar>
+              <w:top w:type="dxa" w:w="65"/>
+              <w:left w:type="dxa" w:w="110"/>
+              <w:bottom w:type="dxa" w:w="65"/>
+              <w:right w:type="dxa" w:w="110"/>
+            </w:tcMar>
+          </w:tcPr>
+          <w:p>
+            <w:r>
+              <w:rPr>
+                <w:rFonts w:ascii="Arial" w:cs="Arial" w:eastAsia="Arial" w:hAnsi="Arial"/>
+                <w:b/>
+                <w:bCs/>
+                <w:color w:val="833C00"/>
+                <w:sz w:val="19"/>
+                <w:szCs w:val="19"/>
+              </w:rPr>
+              <w:t xml:space="preserve">Bugfix</w:t>
+            </w:r>
+          </w:p>
+        </w:tc>
+        <w:tc>
+          <w:tcPr>
+            <w:tcW w:type="dxa" w:w="6426"/>
+            <w:tcBorders>
+              <w:top w:val="single" w:color="CCCCCC" w:sz="1"/>
+              <w:left w:val="single" w:color="CCCCCC" w:sz="1"/>
+              <w:bottom w:val="single" w:color="CCCCCC" w:sz="1"/>
+              <w:right w:val="single" w:color="CCCCCC" w:sz="1"/>
+            </w:tcBorders>
+            <w:shd w:fill="F2F2F2" w:val="clear"/>
+            <w:tcMar>
+              <w:top w:type="dxa" w:w="65"/>
+              <w:left w:type="dxa" w:w="110"/>
+              <w:bottom w:type="dxa" w:w="65"/>
+              <w:right w:type="dxa" w:w="110"/>
+            </w:tcMar>
+          </w:tcPr>
+          <w:p>
+            <w:r>
+              <w:rPr>
+                <w:rFonts w:ascii="Arial" w:cs="Arial" w:eastAsia="Arial" w:hAnsi="Arial"/>
+                <w:sz w:val="19"/>
+                <w:szCs w:val="19"/>
+              </w:rPr>
+              <w:t xml:space="preserve">playerStatus == 0 statt &lt; 1 in runAlarmMachine(): readState() gibt bei UART-Timeout -1 zurück – mit &lt; 1 wurde fälschlich Alarm-Abbruch ausgelöst während webLogTask auf Serial2 zugreift</w:t>
+            </w:r>
+          </w:p>
+        </w:tc>
+      </w:tr>
+      <w:tr>
+        <w:tc>
+          <w:tcPr>
+            <w:tcW w:type="dxa" w:w="900"/>
+            <w:tcBorders>
+              <w:top w:val="single" w:color="CCCCCC" w:sz="1"/>
+              <w:left w:val="single" w:color="CCCCCC" w:sz="1"/>
+              <w:bottom w:val="single" w:color="CCCCCC" w:sz="1"/>
+              <w:right w:val="single" w:color="CCCCCC" w:sz="1"/>
+            </w:tcBorders>
+            <w:shd w:fill="FFFFFF" w:val="clear"/>
+            <w:tcMar>
+              <w:top w:type="dxa" w:w="65"/>
+              <w:left w:type="dxa" w:w="110"/>
+              <w:bottom w:type="dxa" w:w="65"/>
+              <w:right w:type="dxa" w:w="110"/>
+            </w:tcMar>
+          </w:tcPr>
+          <w:p>
+            <w:r>
+              <w:rPr>
+                <w:rFonts w:ascii="Arial" w:cs="Arial" w:eastAsia="Arial" w:hAnsi="Arial"/>
+                <w:b/>
+                <w:bCs/>
+                <w:color w:val="1F4E79"/>
+                <w:sz w:val="19"/>
+                <w:szCs w:val="19"/>
+              </w:rPr>
+              <w:t xml:space="preserve">9v4</w:t>
+            </w:r>
+          </w:p>
+        </w:tc>
+        <w:tc>
+          <w:tcPr>
+            <w:tcW w:type="dxa" w:w="1700"/>
+            <w:tcBorders>
+              <w:top w:val="single" w:color="CCCCCC" w:sz="1"/>
+              <w:left w:val="single" w:color="CCCCCC" w:sz="1"/>
+              <w:bottom w:val="single" w:color="CCCCCC" w:sz="1"/>
+              <w:right w:val="single" w:color="CCCCCC" w:sz="1"/>
+            </w:tcBorders>
+            <w:shd w:fill="FFF9C4" w:val="clear"/>
+            <w:tcMar>
+              <w:top w:type="dxa" w:w="65"/>
+              <w:left w:type="dxa" w:w="110"/>
+              <w:bottom w:type="dxa" w:w="65"/>
+              <w:right w:type="dxa" w:w="110"/>
+            </w:tcMar>
+          </w:tcPr>
+          <w:p>
+            <w:r>
+              <w:rPr>
+                <w:rFonts w:ascii="Arial" w:cs="Arial" w:eastAsia="Arial" w:hAnsi="Arial"/>
+                <w:b/>
+                <w:bCs/>
+                <w:color w:val="5D4037"/>
+                <w:sz w:val="19"/>
+                <w:szCs w:val="19"/>
+              </w:rPr>
+              <w:t xml:space="preserve">Qualität</w:t>
+            </w:r>
+          </w:p>
+        </w:tc>
+        <w:tc>
+          <w:tcPr>
+            <w:tcW w:type="dxa" w:w="6426"/>
+            <w:tcBorders>
+              <w:top w:val="single" w:color="CCCCCC" w:sz="1"/>
+              <w:left w:val="single" w:color="CCCCCC" w:sz="1"/>
+              <w:bottom w:val="single" w:color="CCCCCC" w:sz="1"/>
+              <w:right w:val="single" w:color="CCCCCC" w:sz="1"/>
+            </w:tcBorders>
+            <w:shd w:fill="FFFFFF" w:val="clear"/>
+            <w:tcMar>
+              <w:top w:type="dxa" w:w="65"/>
+              <w:left w:type="dxa" w:w="110"/>
+              <w:bottom w:type="dxa" w:w="65"/>
+              <w:right w:type="dxa" w:w="110"/>
+            </w:tcMar>
+          </w:tcPr>
+          <w:p>
+            <w:r>
+              <w:rPr>
+                <w:rFonts w:ascii="Arial" w:cs="Arial" w:eastAsia="Arial" w:hAnsi="Arial"/>
+                <w:sz w:val="19"/>
+                <w:szCs w:val="19"/>
+              </w:rPr>
+              <w:t xml:space="preserve">SysConf bleibt bei 9v3-Stand – keine Konstanten-Änderungen in 9v4</w:t>
+            </w:r>
+          </w:p>
+        </w:tc>
+      </w:tr>
+      <w:tr>
+        <w:tc>
+          <w:tcPr>
+            <w:tcW w:type="dxa" w:w="900"/>
+            <w:tcBorders>
+              <w:top w:val="single" w:color="CCCCCC" w:sz="1"/>
+              <w:left w:val="single" w:color="CCCCCC" w:sz="1"/>
+              <w:bottom w:val="single" w:color="CCCCCC" w:sz="1"/>
+              <w:right w:val="single" w:color="CCCCCC" w:sz="1"/>
+            </w:tcBorders>
+            <w:shd w:fill="F2F2F2" w:val="clear"/>
+            <w:tcMar>
+              <w:top w:type="dxa" w:w="65"/>
+              <w:left w:type="dxa" w:w="110"/>
+              <w:bottom w:type="dxa" w:w="65"/>
+              <w:right w:type="dxa" w:w="110"/>
+            </w:tcMar>
+          </w:tcPr>
+          <w:p>
+            <w:r>
+              <w:rPr>
+                <w:rFonts w:ascii="Arial" w:cs="Arial" w:eastAsia="Arial" w:hAnsi="Arial"/>
+                <w:b/>
+                <w:bCs/>
+                <w:color w:val="1F4E79"/>
+                <w:sz w:val="19"/>
+                <w:szCs w:val="19"/>
+              </w:rPr>
+              <w:t xml:space="preserve">9v4</w:t>
+            </w:r>
+          </w:p>
+        </w:tc>
+        <w:tc>
+          <w:tcPr>
+            <w:tcW w:type="dxa" w:w="1700"/>
+            <w:tcBorders>
+              <w:top w:val="single" w:color="CCCCCC" w:sz="1"/>
+              <w:left w:val="single" w:color="CCCCCC" w:sz="1"/>
+              <w:bottom w:val="single" w:color="CCCCCC" w:sz="1"/>
+              <w:right w:val="single" w:color="CCCCCC" w:sz="1"/>
+            </w:tcBorders>
+            <w:shd w:fill="FCE4D6" w:val="clear"/>
+            <w:tcMar>
+              <w:top w:type="dxa" w:w="65"/>
+              <w:left w:type="dxa" w:w="110"/>
+              <w:bottom w:type="dxa" w:w="65"/>
+              <w:right w:type="dxa" w:w="110"/>
+            </w:tcMar>
+          </w:tcPr>
+          <w:p>
+            <w:r>
+              <w:rPr>
+                <w:rFonts w:ascii="Arial" w:cs="Arial" w:eastAsia="Arial" w:hAnsi="Arial"/>
+                <w:b/>
+                <w:bCs/>
+                <w:color w:val="833C00"/>
+                <w:sz w:val="19"/>
+                <w:szCs w:val="19"/>
+              </w:rPr>
+              <w:t xml:space="preserve">Bugfix</w:t>
+            </w:r>
+          </w:p>
+        </w:tc>
+        <w:tc>
+          <w:tcPr>
+            <w:tcW w:type="dxa" w:w="6426"/>
+            <w:tcBorders>
+              <w:top w:val="single" w:color="CCCCCC" w:sz="1"/>
+              <w:left w:val="single" w:color="CCCCCC" w:sz="1"/>
+              <w:bottom w:val="single" w:color="CCCCCC" w:sz="1"/>
+              <w:right w:val="single" w:color="CCCCCC" w:sz="1"/>
+            </w:tcBorders>
+            <w:shd w:fill="F2F2F2" w:val="clear"/>
+            <w:tcMar>
+              <w:top w:type="dxa" w:w="65"/>
+              <w:left w:type="dxa" w:w="110"/>
+              <w:bottom w:type="dxa" w:w="65"/>
+              <w:right w:type="dxa" w:w="110"/>
+            </w:tcMar>
+          </w:tcPr>
+          <w:p>
+            <w:r>
+              <w:rPr>
+                <w:rFonts w:ascii="Arial" w:cs="Arial" w:eastAsia="Arial" w:hAnsi="Arial"/>
+                <w:sz w:val="19"/>
+                <w:szCs w:val="19"/>
+              </w:rPr>
+              <w:t xml:space="preserve">KRITISCH: vTaskDelay(1ms) unter playerMutex im S1-Handler (inputTask) – Mutex sofort freigeben, dann vTaskDelay(), dann neu nehmen (analog Fix 8v0 in alarmTask)</w:t>
+            </w:r>
+          </w:p>
+        </w:tc>
+      </w:tr>
+      <w:tr>
+        <w:tc>
+          <w:tcPr>
+            <w:tcW w:type="dxa" w:w="900"/>
+            <w:tcBorders>
+              <w:top w:val="single" w:color="CCCCCC" w:sz="1"/>
+              <w:left w:val="single" w:color="CCCCCC" w:sz="1"/>
+              <w:bottom w:val="single" w:color="CCCCCC" w:sz="1"/>
+              <w:right w:val="single" w:color="CCCCCC" w:sz="1"/>
+            </w:tcBorders>
+            <w:shd w:fill="FFFFFF" w:val="clear"/>
+            <w:tcMar>
+              <w:top w:type="dxa" w:w="65"/>
+              <w:left w:type="dxa" w:w="110"/>
+              <w:bottom w:type="dxa" w:w="65"/>
+              <w:right w:type="dxa" w:w="110"/>
+            </w:tcMar>
+          </w:tcPr>
+          <w:p>
+            <w:r>
+              <w:rPr>
+                <w:rFonts w:ascii="Arial" w:cs="Arial" w:eastAsia="Arial" w:hAnsi="Arial"/>
+                <w:b/>
+                <w:bCs/>
+                <w:color w:val="1F4E79"/>
+                <w:sz w:val="19"/>
+                <w:szCs w:val="19"/>
+              </w:rPr>
+              <w:t xml:space="preserve">9v4</w:t>
+            </w:r>
+          </w:p>
+        </w:tc>
+        <w:tc>
+          <w:tcPr>
+            <w:tcW w:type="dxa" w:w="1700"/>
+            <w:tcBorders>
+              <w:top w:val="single" w:color="CCCCCC" w:sz="1"/>
+              <w:left w:val="single" w:color="CCCCCC" w:sz="1"/>
+              <w:bottom w:val="single" w:color="CCCCCC" w:sz="1"/>
+              <w:right w:val="single" w:color="CCCCCC" w:sz="1"/>
+            </w:tcBorders>
+            <w:shd w:fill="FCE4D6" w:val="clear"/>
+            <w:tcMar>
+              <w:top w:type="dxa" w:w="65"/>
+              <w:left w:type="dxa" w:w="110"/>
+              <w:bottom w:type="dxa" w:w="65"/>
+              <w:right w:type="dxa" w:w="110"/>
+            </w:tcMar>
+          </w:tcPr>
+          <w:p>
+            <w:r>
+              <w:rPr>
+                <w:rFonts w:ascii="Arial" w:cs="Arial" w:eastAsia="Arial" w:hAnsi="Arial"/>
+                <w:b/>
+                <w:bCs/>
+                <w:color w:val="833C00"/>
+                <w:sz w:val="19"/>
+                <w:szCs w:val="19"/>
+              </w:rPr>
+              <w:t xml:space="preserve">Bugfix</w:t>
+            </w:r>
+          </w:p>
+        </w:tc>
+        <w:tc>
+          <w:tcPr>
+            <w:tcW w:type="dxa" w:w="6426"/>
+            <w:tcBorders>
+              <w:top w:val="single" w:color="CCCCCC" w:sz="1"/>
+              <w:left w:val="single" w:color="CCCCCC" w:sz="1"/>
+              <w:bottom w:val="single" w:color="CCCCCC" w:sz="1"/>
+              <w:right w:val="single" w:color="CCCCCC" w:sz="1"/>
+            </w:tcBorders>
+            <w:shd w:fill="FFFFFF" w:val="clear"/>
+            <w:tcMar>
+              <w:top w:type="dxa" w:w="65"/>
+              <w:left w:type="dxa" w:w="110"/>
+              <w:bottom w:type="dxa" w:w="65"/>
+              <w:right w:type="dxa" w:w="110"/>
+            </w:tcMar>
+          </w:tcPr>
+          <w:p>
+            <w:r>
+              <w:rPr>
+                <w:rFonts w:ascii="Arial" w:cs="Arial" w:eastAsia="Arial" w:hAnsi="Arial"/>
+                <w:sz w:val="19"/>
+                <w:szCs w:val="19"/>
+              </w:rPr>
+              <w:t xml:space="preserve">webLogMutex-Initialisierung vor ersten webLogf()-Aufrufen in setup() verschoben – setup()-Meldungen gingen bisher verloren</w:t>
+            </w:r>
+          </w:p>
+        </w:tc>
+      </w:tr>
+      <w:tr>
+        <w:tc>
+          <w:tcPr>
+            <w:tcW w:type="dxa" w:w="900"/>
+            <w:tcBorders>
+              <w:top w:val="single" w:color="CCCCCC" w:sz="1"/>
+              <w:left w:val="single" w:color="CCCCCC" w:sz="1"/>
+              <w:bottom w:val="single" w:color="CCCCCC" w:sz="1"/>
+              <w:right w:val="single" w:color="CCCCCC" w:sz="1"/>
+            </w:tcBorders>
+            <w:shd w:fill="F2F2F2" w:val="clear"/>
+            <w:tcMar>
+              <w:top w:type="dxa" w:w="65"/>
+              <w:left w:type="dxa" w:w="110"/>
+              <w:bottom w:type="dxa" w:w="65"/>
+              <w:right w:type="dxa" w:w="110"/>
+            </w:tcMar>
+          </w:tcPr>
+          <w:p>
+            <w:r>
+              <w:rPr>
+                <w:rFonts w:ascii="Arial" w:cs="Arial" w:eastAsia="Arial" w:hAnsi="Arial"/>
+                <w:b/>
+                <w:bCs/>
+                <w:color w:val="1F4E79"/>
+                <w:sz w:val="19"/>
+                <w:szCs w:val="19"/>
+              </w:rPr>
+              <w:t xml:space="preserve">9v4</w:t>
+            </w:r>
+          </w:p>
+        </w:tc>
+        <w:tc>
+          <w:tcPr>
+            <w:tcW w:type="dxa" w:w="1700"/>
+            <w:tcBorders>
+              <w:top w:val="single" w:color="CCCCCC" w:sz="1"/>
+              <w:left w:val="single" w:color="CCCCCC" w:sz="1"/>
+              <w:bottom w:val="single" w:color="CCCCCC" w:sz="1"/>
+              <w:right w:val="single" w:color="CCCCCC" w:sz="1"/>
+            </w:tcBorders>
+            <w:shd w:fill="FFF9C4" w:val="clear"/>
+            <w:tcMar>
+              <w:top w:type="dxa" w:w="65"/>
+              <w:left w:type="dxa" w:w="110"/>
+              <w:bottom w:type="dxa" w:w="65"/>
+              <w:right w:type="dxa" w:w="110"/>
+            </w:tcMar>
+          </w:tcPr>
+          <w:p>
+            <w:r>
+              <w:rPr>
+                <w:rFonts w:ascii="Arial" w:cs="Arial" w:eastAsia="Arial" w:hAnsi="Arial"/>
+                <w:b/>
+                <w:bCs/>
+                <w:color w:val="5D4037"/>
+                <w:sz w:val="19"/>
+                <w:szCs w:val="19"/>
+              </w:rPr>
+              <w:t xml:space="preserve">Qualität</w:t>
+            </w:r>
+          </w:p>
+        </w:tc>
+        <w:tc>
+          <w:tcPr>
+            <w:tcW w:type="dxa" w:w="6426"/>
+            <w:tcBorders>
+              <w:top w:val="single" w:color="CCCCCC" w:sz="1"/>
+              <w:left w:val="single" w:color="CCCCCC" w:sz="1"/>
+              <w:bottom w:val="single" w:color="CCCCCC" w:sz="1"/>
+              <w:right w:val="single" w:color="CCCCCC" w:sz="1"/>
+            </w:tcBorders>
+            <w:shd w:fill="F2F2F2" w:val="clear"/>
+            <w:tcMar>
+              <w:top w:type="dxa" w:w="65"/>
+              <w:left w:type="dxa" w:w="110"/>
+              <w:bottom w:type="dxa" w:w="65"/>
+              <w:right w:type="dxa" w:w="110"/>
+            </w:tcMar>
+          </w:tcPr>
+          <w:p>
+            <w:r>
+              <w:rPr>
+                <w:rFonts w:ascii="Arial" w:cs="Arial" w:eastAsia="Arial" w:hAnsi="Arial"/>
+                <w:sz w:val="19"/>
+                <w:szCs w:val="19"/>
+              </w:rPr>
+              <w:t xml:space="preserve">webLogReady-Flag entfernt (toter Code – Deklaration und Zuweisung)</w:t>
+            </w:r>
+          </w:p>
+        </w:tc>
+      </w:tr>
+      <w:tr>
+        <w:tc>
+          <w:tcPr>
+            <w:tcW w:type="dxa" w:w="900"/>
+            <w:tcBorders>
+              <w:top w:val="single" w:color="CCCCCC" w:sz="1"/>
+              <w:left w:val="single" w:color="CCCCCC" w:sz="1"/>
+              <w:bottom w:val="single" w:color="CCCCCC" w:sz="1"/>
+              <w:right w:val="single" w:color="CCCCCC" w:sz="1"/>
+            </w:tcBorders>
+            <w:shd w:fill="FFFFFF" w:val="clear"/>
+            <w:tcMar>
+              <w:top w:type="dxa" w:w="65"/>
+              <w:left w:type="dxa" w:w="110"/>
+              <w:bottom w:type="dxa" w:w="65"/>
+              <w:right w:type="dxa" w:w="110"/>
+            </w:tcMar>
+          </w:tcPr>
+          <w:p>
+            <w:r>
+              <w:rPr>
+                <w:rFonts w:ascii="Arial" w:cs="Arial" w:eastAsia="Arial" w:hAnsi="Arial"/>
+                <w:b/>
+                <w:bCs/>
+                <w:color w:val="1F4E79"/>
+                <w:sz w:val="19"/>
+                <w:szCs w:val="19"/>
+              </w:rPr>
+              <w:t xml:space="preserve">9v4</w:t>
+            </w:r>
+          </w:p>
+        </w:tc>
+        <w:tc>
+          <w:tcPr>
+            <w:tcW w:type="dxa" w:w="1700"/>
+            <w:tcBorders>
+              <w:top w:val="single" w:color="CCCCCC" w:sz="1"/>
+              <w:left w:val="single" w:color="CCCCCC" w:sz="1"/>
+              <w:bottom w:val="single" w:color="CCCCCC" w:sz="1"/>
+              <w:right w:val="single" w:color="CCCCCC" w:sz="1"/>
+            </w:tcBorders>
+            <w:shd w:fill="FFF9C4" w:val="clear"/>
+            <w:tcMar>
+              <w:top w:type="dxa" w:w="65"/>
+              <w:left w:type="dxa" w:w="110"/>
+              <w:bottom w:type="dxa" w:w="65"/>
+              <w:right w:type="dxa" w:w="110"/>
+            </w:tcMar>
+          </w:tcPr>
+          <w:p>
+            <w:r>
+              <w:rPr>
+                <w:rFonts w:ascii="Arial" w:cs="Arial" w:eastAsia="Arial" w:hAnsi="Arial"/>
+                <w:b/>
+                <w:bCs/>
+                <w:color w:val="5D4037"/>
+                <w:sz w:val="19"/>
+                <w:szCs w:val="19"/>
+              </w:rPr>
+              <w:t xml:space="preserve">Qualität</w:t>
+            </w:r>
+          </w:p>
+        </w:tc>
+        <w:tc>
+          <w:tcPr>
+            <w:tcW w:type="dxa" w:w="6426"/>
+            <w:tcBorders>
+              <w:top w:val="single" w:color="CCCCCC" w:sz="1"/>
+              <w:left w:val="single" w:color="CCCCCC" w:sz="1"/>
+              <w:bottom w:val="single" w:color="CCCCCC" w:sz="1"/>
+              <w:right w:val="single" w:color="CCCCCC" w:sz="1"/>
+            </w:tcBorders>
+            <w:shd w:fill="FFFFFF" w:val="clear"/>
+            <w:tcMar>
+              <w:top w:type="dxa" w:w="65"/>
+              <w:left w:type="dxa" w:w="110"/>
+              <w:bottom w:type="dxa" w:w="65"/>
+              <w:right w:type="dxa" w:w="110"/>
+            </w:tcMar>
+          </w:tcPr>
+          <w:p>
+            <w:r>
+              <w:rPr>
+                <w:rFonts w:ascii="Arial" w:cs="Arial" w:eastAsia="Arial" w:hAnsi="Arial"/>
+                <w:sz w:val="19"/>
+                <w:szCs w:val="19"/>
+              </w:rPr>
+              <w:t xml:space="preserve">WEB.h Footer-Versionsstring 4v0 → 9v4 korrigiert</w:t>
+            </w:r>
+          </w:p>
+        </w:tc>
+      </w:tr>
+      <w:tr>
+        <w:tc>
+          <w:tcPr>
+            <w:tcW w:type="dxa" w:w="900"/>
+            <w:tcBorders>
+              <w:top w:val="single" w:color="CCCCCC" w:sz="1"/>
+              <w:left w:val="single" w:color="CCCCCC" w:sz="1"/>
+              <w:bottom w:val="single" w:color="CCCCCC" w:sz="1"/>
+              <w:right w:val="single" w:color="CCCCCC" w:sz="1"/>
+            </w:tcBorders>
+            <w:shd w:fill="F2F2F2" w:val="clear"/>
+            <w:tcMar>
+              <w:top w:type="dxa" w:w="65"/>
+              <w:left w:type="dxa" w:w="110"/>
+              <w:bottom w:type="dxa" w:w="65"/>
+              <w:right w:type="dxa" w:w="110"/>
+            </w:tcMar>
+          </w:tcPr>
+          <w:p>
+            <w:r>
+              <w:rPr>
+                <w:rFonts w:ascii="Arial" w:cs="Arial" w:eastAsia="Arial" w:hAnsi="Arial"/>
+                <w:b/>
+                <w:bCs/>
+                <w:color w:val="1F4E79"/>
+                <w:sz w:val="19"/>
+                <w:szCs w:val="19"/>
+              </w:rPr>
+              <w:t xml:space="preserve">9v4</w:t>
+            </w:r>
+          </w:p>
+        </w:tc>
+        <w:tc>
+          <w:tcPr>
+            <w:tcW w:type="dxa" w:w="1700"/>
+            <w:tcBorders>
+              <w:top w:val="single" w:color="CCCCCC" w:sz="1"/>
+              <w:left w:val="single" w:color="CCCCCC" w:sz="1"/>
+              <w:bottom w:val="single" w:color="CCCCCC" w:sz="1"/>
+              <w:right w:val="single" w:color="CCCCCC" w:sz="1"/>
+            </w:tcBorders>
+            <w:shd w:fill="FFF9C4" w:val="clear"/>
+            <w:tcMar>
+              <w:top w:type="dxa" w:w="65"/>
+              <w:left w:type="dxa" w:w="110"/>
+              <w:bottom w:type="dxa" w:w="65"/>
+              <w:right w:type="dxa" w:w="110"/>
+            </w:tcMar>
+          </w:tcPr>
+          <w:p>
+            <w:r>
+              <w:rPr>
+                <w:rFonts w:ascii="Arial" w:cs="Arial" w:eastAsia="Arial" w:hAnsi="Arial"/>
+                <w:b/>
+                <w:bCs/>
+                <w:color w:val="5D4037"/>
+                <w:sz w:val="19"/>
+                <w:szCs w:val="19"/>
+              </w:rPr>
+              <w:t xml:space="preserve">Qualität</w:t>
+            </w:r>
+          </w:p>
+        </w:tc>
+        <w:tc>
+          <w:tcPr>
+            <w:tcW w:type="dxa" w:w="6426"/>
+            <w:tcBorders>
+              <w:top w:val="single" w:color="CCCCCC" w:sz="1"/>
+              <w:left w:val="single" w:color="CCCCCC" w:sz="1"/>
+              <w:bottom w:val="single" w:color="CCCCCC" w:sz="1"/>
+              <w:right w:val="single" w:color="CCCCCC" w:sz="1"/>
+            </w:tcBorders>
+            <w:shd w:fill="F2F2F2" w:val="clear"/>
+            <w:tcMar>
+              <w:top w:type="dxa" w:w="65"/>
+              <w:left w:type="dxa" w:w="110"/>
+              <w:bottom w:type="dxa" w:w="65"/>
+              <w:right w:type="dxa" w:w="110"/>
+            </w:tcMar>
+          </w:tcPr>
+          <w:p>
+            <w:r>
+              <w:rPr>
+                <w:rFonts w:ascii="Arial" w:cs="Arial" w:eastAsia="Arial" w:hAnsi="Arial"/>
+                <w:sz w:val="19"/>
+                <w:szCs w:val="19"/>
+              </w:rPr>
+              <w:t xml:space="preserve">Web-Log-Seitentitel 9v3 → 9v4, TWDT-Kommentar 9v3 → 9v4 korrigiert</w:t>
+            </w:r>
+          </w:p>
+        </w:tc>
+      </w:tr>
+      <w:tr>
+        <w:tc>
+          <w:tcPr>
+            <w:tcW w:type="dxa" w:w="900"/>
+            <w:tcBorders>
+              <w:top w:val="single" w:color="CCCCCC" w:sz="1"/>
+              <w:left w:val="single" w:color="CCCCCC" w:sz="1"/>
+              <w:bottom w:val="single" w:color="CCCCCC" w:sz="1"/>
+              <w:right w:val="single" w:color="CCCCCC" w:sz="1"/>
+            </w:tcBorders>
+            <w:shd w:fill="FFFFFF" w:val="clear"/>
+            <w:tcMar>
+              <w:top w:type="dxa" w:w="65"/>
+              <w:left w:type="dxa" w:w="110"/>
+              <w:bottom w:type="dxa" w:w="65"/>
+              <w:right w:type="dxa" w:w="110"/>
+            </w:tcMar>
+          </w:tcPr>
+          <w:p>
+            <w:r>
+              <w:rPr>
+                <w:rFonts w:ascii="Arial" w:cs="Arial" w:eastAsia="Arial" w:hAnsi="Arial"/>
+                <w:b/>
+                <w:bCs/>
+                <w:color w:val="1F4E79"/>
+                <w:sz w:val="19"/>
+                <w:szCs w:val="19"/>
+              </w:rPr>
+              <w:t xml:space="preserve">9v5</w:t>
+            </w:r>
+          </w:p>
+        </w:tc>
+        <w:tc>
+          <w:tcPr>
+            <w:tcW w:type="dxa" w:w="1700"/>
+            <w:tcBorders>
+              <w:top w:val="single" w:color="CCCCCC" w:sz="1"/>
+              <w:left w:val="single" w:color="CCCCCC" w:sz="1"/>
+              <w:bottom w:val="single" w:color="CCCCCC" w:sz="1"/>
+              <w:right w:val="single" w:color="CCCCCC" w:sz="1"/>
+            </w:tcBorders>
+            <w:shd w:fill="FCE4D6" w:val="clear"/>
+            <w:tcMar>
+              <w:top w:type="dxa" w:w="65"/>
+              <w:left w:type="dxa" w:w="110"/>
+              <w:bottom w:type="dxa" w:w="65"/>
+              <w:right w:type="dxa" w:w="110"/>
+            </w:tcMar>
+          </w:tcPr>
+          <w:p>
+            <w:r>
+              <w:rPr>
+                <w:rFonts w:ascii="Arial" w:cs="Arial" w:eastAsia="Arial" w:hAnsi="Arial"/>
+                <w:b/>
+                <w:bCs/>
+                <w:color w:val="833C00"/>
+                <w:sz w:val="19"/>
+                <w:szCs w:val="19"/>
+              </w:rPr>
+              <w:t xml:space="preserve">Bugfix</w:t>
+            </w:r>
+          </w:p>
+        </w:tc>
+        <w:tc>
+          <w:tcPr>
+            <w:tcW w:type="dxa" w:w="6426"/>
+            <w:tcBorders>
+              <w:top w:val="single" w:color="CCCCCC" w:sz="1"/>
+              <w:left w:val="single" w:color="CCCCCC" w:sz="1"/>
+              <w:bottom w:val="single" w:color="CCCCCC" w:sz="1"/>
+              <w:right w:val="single" w:color="CCCCCC" w:sz="1"/>
+            </w:tcBorders>
+            <w:shd w:fill="FFFFFF" w:val="clear"/>
+            <w:tcMar>
+              <w:top w:type="dxa" w:w="65"/>
+              <w:left w:type="dxa" w:w="110"/>
+              <w:bottom w:type="dxa" w:w="65"/>
+              <w:right w:type="dxa" w:w="110"/>
+            </w:tcMar>
+          </w:tcPr>
+          <w:p>
+            <w:r>
+              <w:rPr>
+                <w:rFonts w:ascii="Arial" w:cs="Arial" w:eastAsia="Arial" w:hAnsi="Arial"/>
+                <w:sz w:val="19"/>
+                <w:szCs w:val="19"/>
+              </w:rPr>
+              <w:t xml:space="preserve">esp_task_wdt_init() → esp_task_wdt_reconfigure(): TWDT ist beim Arduino-Start bereits initialisiert – Doppel-Init vermieden, alle drei Parameter (timeout_ms, idle_core_mask=0, trigger_panic=true) werden korrekt übernommen</w:t>
+            </w:r>
+          </w:p>
+        </w:tc>
+      </w:tr>
+      <w:tr>
+        <w:tc>
+          <w:tcPr>
+            <w:tcW w:type="dxa" w:w="900"/>
+            <w:tcBorders>
+              <w:top w:val="single" w:color="CCCCCC" w:sz="1"/>
+              <w:left w:val="single" w:color="CCCCCC" w:sz="1"/>
+              <w:bottom w:val="single" w:color="CCCCCC" w:sz="1"/>
+              <w:right w:val="single" w:color="CCCCCC" w:sz="1"/>
+            </w:tcBorders>
+            <w:shd w:fill="F2F2F2" w:val="clear"/>
+            <w:tcMar>
+              <w:top w:type="dxa" w:w="65"/>
+              <w:left w:type="dxa" w:w="110"/>
+              <w:bottom w:type="dxa" w:w="65"/>
+              <w:right w:type="dxa" w:w="110"/>
+            </w:tcMar>
+          </w:tcPr>
+          <w:p>
+            <w:r>
+              <w:rPr>
+                <w:rFonts w:ascii="Arial" w:cs="Arial" w:eastAsia="Arial" w:hAnsi="Arial"/>
+                <w:b/>
+                <w:bCs/>
+                <w:color w:val="1F4E79"/>
+                <w:sz w:val="19"/>
+                <w:szCs w:val="19"/>
+              </w:rPr>
+              <w:t xml:space="preserve">9v5</w:t>
+            </w:r>
+          </w:p>
+        </w:tc>
+        <w:tc>
+          <w:tcPr>
+            <w:tcW w:type="dxa" w:w="1700"/>
+            <w:tcBorders>
+              <w:top w:val="single" w:color="CCCCCC" w:sz="1"/>
+              <w:left w:val="single" w:color="CCCCCC" w:sz="1"/>
+              <w:bottom w:val="single" w:color="CCCCCC" w:sz="1"/>
+              <w:right w:val="single" w:color="CCCCCC" w:sz="1"/>
+            </w:tcBorders>
+            <w:shd w:fill="FFF9C4" w:val="clear"/>
+            <w:tcMar>
+              <w:top w:type="dxa" w:w="65"/>
+              <w:left w:type="dxa" w:w="110"/>
+              <w:bottom w:type="dxa" w:w="65"/>
+              <w:right w:type="dxa" w:w="110"/>
+            </w:tcMar>
+          </w:tcPr>
+          <w:p>
+            <w:r>
+              <w:rPr>
+                <w:rFonts w:ascii="Arial" w:cs="Arial" w:eastAsia="Arial" w:hAnsi="Arial"/>
+                <w:b/>
+                <w:bCs/>
+                <w:color w:val="5D4037"/>
+                <w:sz w:val="19"/>
+                <w:szCs w:val="19"/>
+              </w:rPr>
+              <w:t xml:space="preserve">Qualität</w:t>
+            </w:r>
+          </w:p>
+        </w:tc>
+        <w:tc>
+          <w:tcPr>
+            <w:tcW w:type="dxa" w:w="6426"/>
+            <w:tcBorders>
+              <w:top w:val="single" w:color="CCCCCC" w:sz="1"/>
+              <w:left w:val="single" w:color="CCCCCC" w:sz="1"/>
+              <w:bottom w:val="single" w:color="CCCCCC" w:sz="1"/>
+              <w:right w:val="single" w:color="CCCCCC" w:sz="1"/>
+            </w:tcBorders>
+            <w:shd w:fill="F2F2F2" w:val="clear"/>
+            <w:tcMar>
+              <w:top w:type="dxa" w:w="65"/>
+              <w:left w:type="dxa" w:w="110"/>
+              <w:bottom w:type="dxa" w:w="65"/>
+              <w:right w:type="dxa" w:w="110"/>
+            </w:tcMar>
+          </w:tcPr>
+          <w:p>
+            <w:r>
+              <w:rPr>
+                <w:rFonts w:ascii="Arial" w:cs="Arial" w:eastAsia="Arial" w:hAnsi="Arial"/>
+                <w:sz w:val="19"/>
+                <w:szCs w:val="19"/>
+              </w:rPr>
+              <w:t xml:space="preserve">Alle internen 9v4-Referenzen in .ino und SysConf ersetzt; WEB.h Footer-Version aktualisiert</w:t>
+            </w:r>
+          </w:p>
+        </w:tc>
+      </w:tr>
+      <w:tr>
+        <w:tc>
+          <w:tcPr>
+            <w:tcW w:type="dxa" w:w="900"/>
+            <w:tcBorders>
+              <w:top w:val="single" w:color="CCCCCC" w:sz="1"/>
+              <w:left w:val="single" w:color="CCCCCC" w:sz="1"/>
+              <w:bottom w:val="single" w:color="CCCCCC" w:sz="1"/>
+              <w:right w:val="single" w:color="CCCCCC" w:sz="1"/>
+            </w:tcBorders>
+            <w:shd w:fill="FFFFFF" w:val="clear"/>
+            <w:tcMar>
+              <w:top w:type="dxa" w:w="65"/>
+              <w:left w:type="dxa" w:w="110"/>
+              <w:bottom w:type="dxa" w:w="65"/>
+              <w:right w:type="dxa" w:w="110"/>
+            </w:tcMar>
+          </w:tcPr>
+          <w:p>
+            <w:r>
+              <w:rPr>
+                <w:rFonts w:ascii="Arial" w:cs="Arial" w:eastAsia="Arial" w:hAnsi="Arial"/>
+                <w:b/>
+                <w:bCs/>
+                <w:color w:val="1F4E79"/>
+                <w:sz w:val="19"/>
+                <w:szCs w:val="19"/>
+              </w:rPr>
+              <w:t xml:space="preserve">9v6</w:t>
+            </w:r>
+          </w:p>
+        </w:tc>
+        <w:tc>
+          <w:tcPr>
+            <w:tcW w:type="dxa" w:w="1700"/>
+            <w:tcBorders>
+              <w:top w:val="single" w:color="CCCCCC" w:sz="1"/>
+              <w:left w:val="single" w:color="CCCCCC" w:sz="1"/>
+              <w:bottom w:val="single" w:color="CCCCCC" w:sz="1"/>
+              <w:right w:val="single" w:color="CCCCCC" w:sz="1"/>
+            </w:tcBorders>
+            <w:shd w:fill="E2EFDA" w:val="clear"/>
+            <w:tcMar>
+              <w:top w:type="dxa" w:w="65"/>
+              <w:left w:type="dxa" w:w="110"/>
+              <w:bottom w:type="dxa" w:w="65"/>
+              <w:right w:type="dxa" w:w="110"/>
+            </w:tcMar>
+          </w:tcPr>
+          <w:p>
+            <w:r>
+              <w:rPr>
+                <w:rFonts w:ascii="Arial" w:cs="Arial" w:eastAsia="Arial" w:hAnsi="Arial"/>
+                <w:b/>
+                <w:bCs/>
+                <w:color w:val="375623"/>
+                <w:sz w:val="19"/>
+                <w:szCs w:val="19"/>
+              </w:rPr>
+              <w:t xml:space="preserve">Funktion</w:t>
+            </w:r>
+          </w:p>
+        </w:tc>
+        <w:tc>
+          <w:tcPr>
+            <w:tcW w:type="dxa" w:w="6426"/>
+            <w:tcBorders>
+              <w:top w:val="single" w:color="CCCCCC" w:sz="1"/>
+              <w:left w:val="single" w:color="CCCCCC" w:sz="1"/>
+              <w:bottom w:val="single" w:color="CCCCCC" w:sz="1"/>
+              <w:right w:val="single" w:color="CCCCCC" w:sz="1"/>
+            </w:tcBorders>
+            <w:shd w:fill="FFFFFF" w:val="clear"/>
+            <w:tcMar>
+              <w:top w:type="dxa" w:w="65"/>
+              <w:left w:type="dxa" w:w="110"/>
+              <w:bottom w:type="dxa" w:w="65"/>
+              <w:right w:type="dxa" w:w="110"/>
+            </w:tcMar>
+          </w:tcPr>
+          <w:p>
+            <w:r>
+              <w:rPr>
+                <w:rFonts w:ascii="Arial" w:cs="Arial" w:eastAsia="Arial" w:hAnsi="Arial"/>
+                <w:sz w:val="19"/>
+                <w:szCs w:val="19"/>
+              </w:rPr>
+              <w:t xml:space="preserve">FW_VERSION-Makro eingeführt – Versionsnummer zentral in SysConf_9v6.h definiert, nicht mehr verteilt im Code</w:t>
+            </w:r>
+          </w:p>
+        </w:tc>
+      </w:tr>
+      <w:tr>
+        <w:tc>
+          <w:tcPr>
+            <w:tcW w:type="dxa" w:w="900"/>
+            <w:tcBorders>
+              <w:top w:val="single" w:color="CCCCCC" w:sz="1"/>
+              <w:left w:val="single" w:color="CCCCCC" w:sz="1"/>
+              <w:bottom w:val="single" w:color="CCCCCC" w:sz="1"/>
+              <w:right w:val="single" w:color="CCCCCC" w:sz="1"/>
+            </w:tcBorders>
+            <w:shd w:fill="F2F2F2" w:val="clear"/>
+            <w:tcMar>
+              <w:top w:type="dxa" w:w="65"/>
+              <w:left w:type="dxa" w:w="110"/>
+              <w:bottom w:type="dxa" w:w="65"/>
+              <w:right w:type="dxa" w:w="110"/>
+            </w:tcMar>
+          </w:tcPr>
+          <w:p>
+            <w:r>
+              <w:rPr>
+                <w:rFonts w:ascii="Arial" w:cs="Arial" w:eastAsia="Arial" w:hAnsi="Arial"/>
+                <w:b/>
+                <w:bCs/>
+                <w:color w:val="1F4E79"/>
+                <w:sz w:val="19"/>
+                <w:szCs w:val="19"/>
+              </w:rPr>
+              <w:t xml:space="preserve">9v6</w:t>
+            </w:r>
+          </w:p>
+        </w:tc>
+        <w:tc>
+          <w:tcPr>
+            <w:tcW w:type="dxa" w:w="1700"/>
+            <w:tcBorders>
+              <w:top w:val="single" w:color="CCCCCC" w:sz="1"/>
+              <w:left w:val="single" w:color="CCCCCC" w:sz="1"/>
+              <w:bottom w:val="single" w:color="CCCCCC" w:sz="1"/>
+              <w:right w:val="single" w:color="CCCCCC" w:sz="1"/>
+            </w:tcBorders>
+            <w:shd w:fill="E2EFDA" w:val="clear"/>
+            <w:tcMar>
+              <w:top w:type="dxa" w:w="65"/>
+              <w:left w:type="dxa" w:w="110"/>
+              <w:bottom w:type="dxa" w:w="65"/>
+              <w:right w:type="dxa" w:w="110"/>
+            </w:tcMar>
+          </w:tcPr>
+          <w:p>
+            <w:r>
+              <w:rPr>
+                <w:rFonts w:ascii="Arial" w:cs="Arial" w:eastAsia="Arial" w:hAnsi="Arial"/>
+                <w:b/>
+                <w:bCs/>
+                <w:color w:val="375623"/>
+                <w:sz w:val="19"/>
+                <w:szCs w:val="19"/>
+              </w:rPr>
+              <w:t xml:space="preserve">Funktion</w:t>
+            </w:r>
+          </w:p>
+        </w:tc>
+        <w:tc>
+          <w:tcPr>
+            <w:tcW w:type="dxa" w:w="6426"/>
+            <w:tcBorders>
+              <w:top w:val="single" w:color="CCCCCC" w:sz="1"/>
+              <w:left w:val="single" w:color="CCCCCC" w:sz="1"/>
+              <w:bottom w:val="single" w:color="CCCCCC" w:sz="1"/>
+              <w:right w:val="single" w:color="CCCCCC" w:sz="1"/>
+            </w:tcBorders>
+            <w:shd w:fill="F2F2F2" w:val="clear"/>
+            <w:tcMar>
+              <w:top w:type="dxa" w:w="65"/>
+              <w:left w:type="dxa" w:w="110"/>
+              <w:bottom w:type="dxa" w:w="65"/>
+              <w:right w:type="dxa" w:w="110"/>
+            </w:tcMar>
+          </w:tcPr>
+          <w:p>
+            <w:r>
+              <w:rPr>
+                <w:rFonts w:ascii="Arial" w:cs="Arial" w:eastAsia="Arial" w:hAnsi="Arial"/>
+                <w:sz w:val="19"/>
+                <w:szCs w:val="19"/>
+              </w:rPr>
+              <w:t xml:space="preserve">Auto-Rückkehr zu UI_CLOCK jetzt auch von UI_INFO (Seite 7) – bisher war UI_INFO ausgenommen</w:t>
+            </w:r>
+          </w:p>
+        </w:tc>
+      </w:tr>
+      <w:tr>
+        <w:tc>
+          <w:tcPr>
+            <w:tcW w:type="dxa" w:w="900"/>
+            <w:tcBorders>
+              <w:top w:val="single" w:color="CCCCCC" w:sz="1"/>
+              <w:left w:val="single" w:color="CCCCCC" w:sz="1"/>
+              <w:bottom w:val="single" w:color="CCCCCC" w:sz="1"/>
+              <w:right w:val="single" w:color="CCCCCC" w:sz="1"/>
+            </w:tcBorders>
+            <w:shd w:fill="FFFFFF" w:val="clear"/>
+            <w:tcMar>
+              <w:top w:type="dxa" w:w="65"/>
+              <w:left w:type="dxa" w:w="110"/>
+              <w:bottom w:type="dxa" w:w="65"/>
+              <w:right w:type="dxa" w:w="110"/>
+            </w:tcMar>
+          </w:tcPr>
+          <w:p>
+            <w:r>
+              <w:rPr>
+                <w:rFonts w:ascii="Arial" w:cs="Arial" w:eastAsia="Arial" w:hAnsi="Arial"/>
+                <w:b/>
+                <w:bCs/>
+                <w:color w:val="1F4E79"/>
+                <w:sz w:val="19"/>
+                <w:szCs w:val="19"/>
+              </w:rPr>
+              <w:t xml:space="preserve">9v6</w:t>
+            </w:r>
+          </w:p>
+        </w:tc>
+        <w:tc>
+          <w:tcPr>
+            <w:tcW w:type="dxa" w:w="1700"/>
+            <w:tcBorders>
+              <w:top w:val="single" w:color="CCCCCC" w:sz="1"/>
+              <w:left w:val="single" w:color="CCCCCC" w:sz="1"/>
+              <w:bottom w:val="single" w:color="CCCCCC" w:sz="1"/>
+              <w:right w:val="single" w:color="CCCCCC" w:sz="1"/>
+            </w:tcBorders>
+            <w:shd w:fill="FCE4D6" w:val="clear"/>
+            <w:tcMar>
+              <w:top w:type="dxa" w:w="65"/>
+              <w:left w:type="dxa" w:w="110"/>
+              <w:bottom w:type="dxa" w:w="65"/>
+              <w:right w:type="dxa" w:w="110"/>
+            </w:tcMar>
+          </w:tcPr>
+          <w:p>
+            <w:r>
+              <w:rPr>
+                <w:rFonts w:ascii="Arial" w:cs="Arial" w:eastAsia="Arial" w:hAnsi="Arial"/>
+                <w:b/>
+                <w:bCs/>
+                <w:color w:val="833C00"/>
+                <w:sz w:val="19"/>
+                <w:szCs w:val="19"/>
+              </w:rPr>
+              <w:t xml:space="preserve">Bugfix</w:t>
+            </w:r>
+          </w:p>
+        </w:tc>
+        <w:tc>
+          <w:tcPr>
+            <w:tcW w:type="dxa" w:w="6426"/>
+            <w:tcBorders>
+              <w:top w:val="single" w:color="CCCCCC" w:sz="1"/>
+              <w:left w:val="single" w:color="CCCCCC" w:sz="1"/>
+              <w:bottom w:val="single" w:color="CCCCCC" w:sz="1"/>
+              <w:right w:val="single" w:color="CCCCCC" w:sz="1"/>
+            </w:tcBorders>
+            <w:shd w:fill="FFFFFF" w:val="clear"/>
+            <w:tcMar>
+              <w:top w:type="dxa" w:w="65"/>
+              <w:left w:type="dxa" w:w="110"/>
+              <w:bottom w:type="dxa" w:w="65"/>
+              <w:right w:type="dxa" w:w="110"/>
+            </w:tcMar>
+          </w:tcPr>
+          <w:p>
+            <w:r>
+              <w:rPr>
+                <w:rFonts w:ascii="Arial" w:cs="Arial" w:eastAsia="Arial" w:hAnsi="Arial"/>
+                <w:sz w:val="19"/>
+                <w:szCs w:val="19"/>
+              </w:rPr>
+              <w:t xml:space="preserve">Web-Log Versionsstring korrigiert; mp3Count-Clamp auf gültigen Bereich ergänzt</w:t>
+            </w:r>
+          </w:p>
+        </w:tc>
+      </w:tr>
+      <w:tr>
+        <w:tc>
+          <w:tcPr>
+            <w:tcW w:type="dxa" w:w="900"/>
+            <w:tcBorders>
+              <w:top w:val="single" w:color="CCCCCC" w:sz="1"/>
+              <w:left w:val="single" w:color="CCCCCC" w:sz="1"/>
+              <w:bottom w:val="single" w:color="CCCCCC" w:sz="1"/>
+              <w:right w:val="single" w:color="CCCCCC" w:sz="1"/>
+            </w:tcBorders>
+            <w:shd w:fill="F2F2F2" w:val="clear"/>
+            <w:tcMar>
+              <w:top w:type="dxa" w:w="65"/>
+              <w:left w:type="dxa" w:w="110"/>
+              <w:bottom w:type="dxa" w:w="65"/>
+              <w:right w:type="dxa" w:w="110"/>
+            </w:tcMar>
+          </w:tcPr>
+          <w:p>
+            <w:r>
+              <w:rPr>
+                <w:rFonts w:ascii="Arial" w:cs="Arial" w:eastAsia="Arial" w:hAnsi="Arial"/>
+                <w:b/>
+                <w:bCs/>
+                <w:color w:val="1F4E79"/>
+                <w:sz w:val="19"/>
+                <w:szCs w:val="19"/>
+              </w:rPr>
+              <w:t xml:space="preserve">9v6</w:t>
+            </w:r>
+          </w:p>
+        </w:tc>
+        <w:tc>
+          <w:tcPr>
+            <w:tcW w:type="dxa" w:w="1700"/>
+            <w:tcBorders>
+              <w:top w:val="single" w:color="CCCCCC" w:sz="1"/>
+              <w:left w:val="single" w:color="CCCCCC" w:sz="1"/>
+              <w:bottom w:val="single" w:color="CCCCCC" w:sz="1"/>
+              <w:right w:val="single" w:color="CCCCCC" w:sz="1"/>
+            </w:tcBorders>
+            <w:shd w:fill="FFF9C4" w:val="clear"/>
+            <w:tcMar>
+              <w:top w:type="dxa" w:w="65"/>
+              <w:left w:type="dxa" w:w="110"/>
+              <w:bottom w:type="dxa" w:w="65"/>
+              <w:right w:type="dxa" w:w="110"/>
+            </w:tcMar>
+          </w:tcPr>
+          <w:p>
+            <w:r>
+              <w:rPr>
+                <w:rFonts w:ascii="Arial" w:cs="Arial" w:eastAsia="Arial" w:hAnsi="Arial"/>
+                <w:b/>
+                <w:bCs/>
+                <w:color w:val="5D4037"/>
+                <w:sz w:val="19"/>
+                <w:szCs w:val="19"/>
+              </w:rPr>
+              <w:t xml:space="preserve">Qualität</w:t>
+            </w:r>
+          </w:p>
+        </w:tc>
+        <w:tc>
+          <w:tcPr>
+            <w:tcW w:type="dxa" w:w="6426"/>
+            <w:tcBorders>
+              <w:top w:val="single" w:color="CCCCCC" w:sz="1"/>
+              <w:left w:val="single" w:color="CCCCCC" w:sz="1"/>
+              <w:bottom w:val="single" w:color="CCCCCC" w:sz="1"/>
+              <w:right w:val="single" w:color="CCCCCC" w:sz="1"/>
+            </w:tcBorders>
+            <w:shd w:fill="F2F2F2" w:val="clear"/>
+            <w:tcMar>
+              <w:top w:type="dxa" w:w="65"/>
+              <w:left w:type="dxa" w:w="110"/>
+              <w:bottom w:type="dxa" w:w="65"/>
+              <w:right w:type="dxa" w:w="110"/>
+            </w:tcMar>
+          </w:tcPr>
+          <w:p>
+            <w:r>
+              <w:rPr>
+                <w:rFonts w:ascii="Arial" w:cs="Arial" w:eastAsia="Arial" w:hAnsi="Arial"/>
+                <w:sz w:val="19"/>
+                <w:szCs w:val="19"/>
+              </w:rPr>
+              <w:t xml:space="preserve">PGMInfo und WEB.h Footer auf bTn_Alarm_9v6 aktualisiert; Kommentare korrigiert</w:t>
+            </w:r>
+          </w:p>
+        </w:tc>
+      </w:tr>
+      <w:tr>
+        <w:tc>
+          <w:tcPr>
+            <w:tcW w:type="dxa" w:w="900"/>
+            <w:tcBorders>
+              <w:top w:val="single" w:color="CCCCCC" w:sz="1"/>
+              <w:left w:val="single" w:color="CCCCCC" w:sz="1"/>
+              <w:bottom w:val="single" w:color="CCCCCC" w:sz="1"/>
+              <w:right w:val="single" w:color="CCCCCC" w:sz="1"/>
+            </w:tcBorders>
+            <w:shd w:fill="FFFFFF" w:val="clear"/>
+            <w:tcMar>
+              <w:top w:type="dxa" w:w="65"/>
+              <w:left w:type="dxa" w:w="110"/>
+              <w:bottom w:type="dxa" w:w="65"/>
+              <w:right w:type="dxa" w:w="110"/>
+            </w:tcMar>
+          </w:tcPr>
+          <w:p>
+            <w:r>
+              <w:rPr>
+                <w:rFonts w:ascii="Arial" w:cs="Arial" w:eastAsia="Arial" w:hAnsi="Arial"/>
+                <w:b/>
+                <w:bCs/>
+                <w:color w:val="1F4E79"/>
+                <w:sz w:val="19"/>
+                <w:szCs w:val="19"/>
+              </w:rPr>
+              <w:t xml:space="preserve">9v7</w:t>
+            </w:r>
+          </w:p>
+        </w:tc>
+        <w:tc>
+          <w:tcPr>
+            <w:tcW w:type="dxa" w:w="1700"/>
+            <w:tcBorders>
+              <w:top w:val="single" w:color="CCCCCC" w:sz="1"/>
+              <w:left w:val="single" w:color="CCCCCC" w:sz="1"/>
+              <w:bottom w:val="single" w:color="CCCCCC" w:sz="1"/>
+              <w:right w:val="single" w:color="CCCCCC" w:sz="1"/>
+            </w:tcBorders>
+            <w:shd w:fill="FCE4D6" w:val="clear"/>
+            <w:tcMar>
+              <w:top w:type="dxa" w:w="65"/>
+              <w:left w:type="dxa" w:w="110"/>
+              <w:bottom w:type="dxa" w:w="65"/>
+              <w:right w:type="dxa" w:w="110"/>
+            </w:tcMar>
+          </w:tcPr>
+          <w:p>
+            <w:r>
+              <w:rPr>
+                <w:rFonts w:ascii="Arial" w:cs="Arial" w:eastAsia="Arial" w:hAnsi="Arial"/>
+                <w:b/>
+                <w:bCs/>
+                <w:color w:val="833C00"/>
+                <w:sz w:val="19"/>
+                <w:szCs w:val="19"/>
+              </w:rPr>
+              <w:t xml:space="preserve">Bugfix</w:t>
+            </w:r>
+          </w:p>
+        </w:tc>
+        <w:tc>
+          <w:tcPr>
+            <w:tcW w:type="dxa" w:w="6426"/>
+            <w:tcBorders>
+              <w:top w:val="single" w:color="CCCCCC" w:sz="1"/>
+              <w:left w:val="single" w:color="CCCCCC" w:sz="1"/>
+              <w:bottom w:val="single" w:color="CCCCCC" w:sz="1"/>
+              <w:right w:val="single" w:color="CCCCCC" w:sz="1"/>
+            </w:tcBorders>
+            <w:shd w:fill="FFFFFF" w:val="clear"/>
+            <w:tcMar>
+              <w:top w:type="dxa" w:w="65"/>
+              <w:left w:type="dxa" w:w="110"/>
+              <w:bottom w:type="dxa" w:w="65"/>
+              <w:right w:type="dxa" w:w="110"/>
+            </w:tcMar>
+          </w:tcPr>
+          <w:p>
+            <w:r>
+              <w:rPr>
+                <w:rFonts w:ascii="Arial" w:cs="Arial" w:eastAsia="Arial" w:hAnsi="Arial"/>
+                <w:sz w:val="19"/>
+                <w:szCs w:val="19"/>
+              </w:rPr>
+              <w:t xml:space="preserve">EVT_S3 aktualisiert lastTouchMs – ohne Fix wurde nach S3 (Info-Toggle) die Auto-Rückkehr-Zeit nicht zurückgesetzt, Seite kehrte zu früh zurück</w:t>
+            </w:r>
+          </w:p>
+        </w:tc>
+      </w:tr>
+      <w:tr>
+        <w:tc>
+          <w:tcPr>
+            <w:tcW w:type="dxa" w:w="900"/>
+            <w:tcBorders>
+              <w:top w:val="single" w:color="CCCCCC" w:sz="1"/>
+              <w:left w:val="single" w:color="CCCCCC" w:sz="1"/>
+              <w:bottom w:val="single" w:color="CCCCCC" w:sz="1"/>
+              <w:right w:val="single" w:color="CCCCCC" w:sz="1"/>
+            </w:tcBorders>
+            <w:shd w:fill="F2F2F2" w:val="clear"/>
+            <w:tcMar>
+              <w:top w:type="dxa" w:w="65"/>
+              <w:left w:type="dxa" w:w="110"/>
+              <w:bottom w:type="dxa" w:w="65"/>
+              <w:right w:type="dxa" w:w="110"/>
+            </w:tcMar>
+          </w:tcPr>
+          <w:p>
+            <w:r>
+              <w:rPr>
+                <w:rFonts w:ascii="Arial" w:cs="Arial" w:eastAsia="Arial" w:hAnsi="Arial"/>
+                <w:b/>
+                <w:bCs/>
+                <w:color w:val="1F4E79"/>
+                <w:sz w:val="19"/>
+                <w:szCs w:val="19"/>
+              </w:rPr>
+              <w:t xml:space="preserve">9v8</w:t>
+            </w:r>
+          </w:p>
+        </w:tc>
+        <w:tc>
+          <w:tcPr>
+            <w:tcW w:type="dxa" w:w="1700"/>
+            <w:tcBorders>
+              <w:top w:val="single" w:color="CCCCCC" w:sz="1"/>
+              <w:left w:val="single" w:color="CCCCCC" w:sz="1"/>
+              <w:bottom w:val="single" w:color="CCCCCC" w:sz="1"/>
+              <w:right w:val="single" w:color="CCCCCC" w:sz="1"/>
+            </w:tcBorders>
+            <w:shd w:fill="FFF9C4" w:val="clear"/>
+            <w:tcMar>
+              <w:top w:type="dxa" w:w="65"/>
+              <w:left w:type="dxa" w:w="110"/>
+              <w:bottom w:type="dxa" w:w="65"/>
+              <w:right w:type="dxa" w:w="110"/>
+            </w:tcMar>
+          </w:tcPr>
+          <w:p>
+            <w:r>
+              <w:rPr>
+                <w:rFonts w:ascii="Arial" w:cs="Arial" w:eastAsia="Arial" w:hAnsi="Arial"/>
+                <w:b/>
+                <w:bCs/>
+                <w:color w:val="5D4037"/>
+                <w:sz w:val="19"/>
+                <w:szCs w:val="19"/>
+              </w:rPr>
+              <w:t xml:space="preserve">Qualität</w:t>
+            </w:r>
+          </w:p>
+        </w:tc>
+        <w:tc>
+          <w:tcPr>
+            <w:tcW w:type="dxa" w:w="6426"/>
+            <w:tcBorders>
+              <w:top w:val="single" w:color="CCCCCC" w:sz="1"/>
+              <w:left w:val="single" w:color="CCCCCC" w:sz="1"/>
+              <w:bottom w:val="single" w:color="CCCCCC" w:sz="1"/>
+              <w:right w:val="single" w:color="CCCCCC" w:sz="1"/>
+            </w:tcBorders>
+            <w:shd w:fill="F2F2F2" w:val="clear"/>
+            <w:tcMar>
+              <w:top w:type="dxa" w:w="65"/>
+              <w:left w:type="dxa" w:w="110"/>
+              <w:bottom w:type="dxa" w:w="65"/>
+              <w:right w:type="dxa" w:w="110"/>
+            </w:tcMar>
+          </w:tcPr>
+          <w:p>
+            <w:r>
+              <w:rPr>
+                <w:rFonts w:ascii="Arial" w:cs="Arial" w:eastAsia="Arial" w:hAnsi="Arial"/>
+                <w:sz w:val="19"/>
+                <w:szCs w:val="19"/>
+              </w:rPr>
+              <w:t xml:space="preserve">bTn_Alarm_ → bTn_Wecker_ in PGMInfo, Kommentaren und WEB.h-Footer – konsistente Projektbezeichnung</w:t>
+            </w:r>
+          </w:p>
+        </w:tc>
+      </w:tr>
+      <w:tr>
+        <w:tc>
+          <w:tcPr>
+            <w:tcW w:type="dxa" w:w="900"/>
+            <w:tcBorders>
+              <w:top w:val="single" w:color="CCCCCC" w:sz="1"/>
+              <w:left w:val="single" w:color="CCCCCC" w:sz="1"/>
+              <w:bottom w:val="single" w:color="CCCCCC" w:sz="1"/>
+              <w:right w:val="single" w:color="CCCCCC" w:sz="1"/>
+            </w:tcBorders>
+            <w:shd w:fill="FFFFFF" w:val="clear"/>
+            <w:tcMar>
+              <w:top w:type="dxa" w:w="65"/>
+              <w:left w:type="dxa" w:w="110"/>
+              <w:bottom w:type="dxa" w:w="65"/>
+              <w:right w:type="dxa" w:w="110"/>
+            </w:tcMar>
+          </w:tcPr>
+          <w:p>
+            <w:r>
+              <w:rPr>
+                <w:rFonts w:ascii="Arial" w:cs="Arial" w:eastAsia="Arial" w:hAnsi="Arial"/>
+                <w:b/>
+                <w:bCs/>
+                <w:color w:val="1F4E79"/>
+                <w:sz w:val="19"/>
+                <w:szCs w:val="19"/>
+              </w:rPr>
+              <w:t xml:space="preserve">9v8</w:t>
+            </w:r>
+          </w:p>
+        </w:tc>
+        <w:tc>
+          <w:tcPr>
+            <w:tcW w:type="dxa" w:w="1700"/>
+            <w:tcBorders>
+              <w:top w:val="single" w:color="CCCCCC" w:sz="1"/>
+              <w:left w:val="single" w:color="CCCCCC" w:sz="1"/>
+              <w:bottom w:val="single" w:color="CCCCCC" w:sz="1"/>
+              <w:right w:val="single" w:color="CCCCCC" w:sz="1"/>
+            </w:tcBorders>
+            <w:shd w:fill="E2EFDA" w:val="clear"/>
+            <w:tcMar>
+              <w:top w:type="dxa" w:w="65"/>
+              <w:left w:type="dxa" w:w="110"/>
+              <w:bottom w:type="dxa" w:w="65"/>
+              <w:right w:type="dxa" w:w="110"/>
+            </w:tcMar>
+          </w:tcPr>
+          <w:p>
+            <w:r>
+              <w:rPr>
+                <w:rFonts w:ascii="Arial" w:cs="Arial" w:eastAsia="Arial" w:hAnsi="Arial"/>
+                <w:b/>
+                <w:bCs/>
+                <w:color w:val="375623"/>
+                <w:sz w:val="19"/>
+                <w:szCs w:val="19"/>
+              </w:rPr>
+              <w:t xml:space="preserve">Funktion</w:t>
+            </w:r>
+          </w:p>
+        </w:tc>
+        <w:tc>
+          <w:tcPr>
+            <w:tcW w:type="dxa" w:w="6426"/>
+            <w:tcBorders>
+              <w:top w:val="single" w:color="CCCCCC" w:sz="1"/>
+              <w:left w:val="single" w:color="CCCCCC" w:sz="1"/>
+              <w:bottom w:val="single" w:color="CCCCCC" w:sz="1"/>
+              <w:right w:val="single" w:color="CCCCCC" w:sz="1"/>
+            </w:tcBorders>
+            <w:shd w:fill="FFFFFF" w:val="clear"/>
+            <w:tcMar>
+              <w:top w:type="dxa" w:w="65"/>
+              <w:left w:type="dxa" w:w="110"/>
+              <w:bottom w:type="dxa" w:w="65"/>
+              <w:right w:type="dxa" w:w="110"/>
+            </w:tcMar>
+          </w:tcPr>
+          <w:p>
+            <w:r>
+              <w:rPr>
+                <w:rFonts w:ascii="Arial" w:cs="Arial" w:eastAsia="Arial" w:hAnsi="Arial"/>
+                <w:sz w:val="19"/>
+                <w:szCs w:val="19"/>
+              </w:rPr>
+              <w:t xml:space="preserve">Web-Log: Reihenfolge der Sektionen – Allg. Log zuerst, dann Touch-Baseline, zuletzt Stack-HWM</w:t>
+            </w:r>
+          </w:p>
+        </w:tc>
+      </w:tr>
+      <w:tr>
+        <w:tc>
+          <w:tcPr>
+            <w:tcW w:type="dxa" w:w="900"/>
+            <w:tcBorders>
+              <w:top w:val="single" w:color="CCCCCC" w:sz="1"/>
+              <w:left w:val="single" w:color="CCCCCC" w:sz="1"/>
+              <w:bottom w:val="single" w:color="CCCCCC" w:sz="1"/>
+              <w:right w:val="single" w:color="CCCCCC" w:sz="1"/>
+            </w:tcBorders>
+            <w:shd w:fill="F2F2F2" w:val="clear"/>
+            <w:tcMar>
+              <w:top w:type="dxa" w:w="65"/>
+              <w:left w:type="dxa" w:w="110"/>
+              <w:bottom w:type="dxa" w:w="65"/>
+              <w:right w:type="dxa" w:w="110"/>
+            </w:tcMar>
+          </w:tcPr>
+          <w:p>
+            <w:r>
+              <w:rPr>
+                <w:rFonts w:ascii="Arial" w:cs="Arial" w:eastAsia="Arial" w:hAnsi="Arial"/>
+                <w:b/>
+                <w:bCs/>
+                <w:color w:val="1F4E79"/>
+                <w:sz w:val="19"/>
+                <w:szCs w:val="19"/>
+              </w:rPr>
+              <w:t xml:space="preserve">9v8</w:t>
+            </w:r>
+          </w:p>
+        </w:tc>
+        <w:tc>
+          <w:tcPr>
+            <w:tcW w:type="dxa" w:w="1700"/>
+            <w:tcBorders>
+              <w:top w:val="single" w:color="CCCCCC" w:sz="1"/>
+              <w:left w:val="single" w:color="CCCCCC" w:sz="1"/>
+              <w:bottom w:val="single" w:color="CCCCCC" w:sz="1"/>
+              <w:right w:val="single" w:color="CCCCCC" w:sz="1"/>
+            </w:tcBorders>
+            <w:shd w:fill="E2EFDA" w:val="clear"/>
+            <w:tcMar>
+              <w:top w:type="dxa" w:w="65"/>
+              <w:left w:type="dxa" w:w="110"/>
+              <w:bottom w:type="dxa" w:w="65"/>
+              <w:right w:type="dxa" w:w="110"/>
+            </w:tcMar>
+          </w:tcPr>
+          <w:p>
+            <w:r>
+              <w:rPr>
+                <w:rFonts w:ascii="Arial" w:cs="Arial" w:eastAsia="Arial" w:hAnsi="Arial"/>
+                <w:b/>
+                <w:bCs/>
+                <w:color w:val="375623"/>
+                <w:sz w:val="19"/>
+                <w:szCs w:val="19"/>
+              </w:rPr>
+              <w:t xml:space="preserve">Funktion</w:t>
+            </w:r>
+          </w:p>
+        </w:tc>
+        <w:tc>
+          <w:tcPr>
+            <w:tcW w:type="dxa" w:w="6426"/>
+            <w:tcBorders>
+              <w:top w:val="single" w:color="CCCCCC" w:sz="1"/>
+              <w:left w:val="single" w:color="CCCCCC" w:sz="1"/>
+              <w:bottom w:val="single" w:color="CCCCCC" w:sz="1"/>
+              <w:right w:val="single" w:color="CCCCCC" w:sz="1"/>
+            </w:tcBorders>
+            <w:shd w:fill="F2F2F2" w:val="clear"/>
+            <w:tcMar>
+              <w:top w:type="dxa" w:w="65"/>
+              <w:left w:type="dxa" w:w="110"/>
+              <w:bottom w:type="dxa" w:w="65"/>
+              <w:right w:type="dxa" w:w="110"/>
+            </w:tcMar>
+          </w:tcPr>
+          <w:p>
+            <w:r>
+              <w:rPr>
+                <w:rFonts w:ascii="Arial" w:cs="Arial" w:eastAsia="Arial" w:hAnsi="Arial"/>
+                <w:sz w:val="19"/>
+                <w:szCs w:val="19"/>
+              </w:rPr>
+              <w:t xml:space="preserve">Web-Log: Allg. Log-Titel zeigt NTP-Sync-Zeitstempel nach Reset</w:t>
+            </w:r>
+          </w:p>
+        </w:tc>
+      </w:tr>
+      <w:tr>
+        <w:tc>
+          <w:tcPr>
+            <w:tcW w:type="dxa" w:w="900"/>
+            <w:tcBorders>
+              <w:top w:val="single" w:color="CCCCCC" w:sz="1"/>
+              <w:left w:val="single" w:color="CCCCCC" w:sz="1"/>
+              <w:bottom w:val="single" w:color="CCCCCC" w:sz="1"/>
+              <w:right w:val="single" w:color="CCCCCC" w:sz="1"/>
+            </w:tcBorders>
+            <w:shd w:fill="FFFFFF" w:val="clear"/>
+            <w:tcMar>
+              <w:top w:type="dxa" w:w="65"/>
+              <w:left w:type="dxa" w:w="110"/>
+              <w:bottom w:type="dxa" w:w="65"/>
+              <w:right w:type="dxa" w:w="110"/>
+            </w:tcMar>
+          </w:tcPr>
+          <w:p>
+            <w:r>
+              <w:rPr>
+                <w:rFonts w:ascii="Arial" w:cs="Arial" w:eastAsia="Arial" w:hAnsi="Arial"/>
+                <w:b/>
+                <w:bCs/>
+                <w:color w:val="1F4E79"/>
+                <w:sz w:val="19"/>
+                <w:szCs w:val="19"/>
+              </w:rPr>
+              <w:t xml:space="preserve">9v8</w:t>
+            </w:r>
+          </w:p>
+        </w:tc>
+        <w:tc>
+          <w:tcPr>
+            <w:tcW w:type="dxa" w:w="1700"/>
+            <w:tcBorders>
+              <w:top w:val="single" w:color="CCCCCC" w:sz="1"/>
+              <w:left w:val="single" w:color="CCCCCC" w:sz="1"/>
+              <w:bottom w:val="single" w:color="CCCCCC" w:sz="1"/>
+              <w:right w:val="single" w:color="CCCCCC" w:sz="1"/>
+            </w:tcBorders>
+            <w:shd w:fill="FFF9C4" w:val="clear"/>
+            <w:tcMar>
+              <w:top w:type="dxa" w:w="65"/>
+              <w:left w:type="dxa" w:w="110"/>
+              <w:bottom w:type="dxa" w:w="65"/>
+              <w:right w:type="dxa" w:w="110"/>
+            </w:tcMar>
+          </w:tcPr>
+          <w:p>
+            <w:r>
+              <w:rPr>
+                <w:rFonts w:ascii="Arial" w:cs="Arial" w:eastAsia="Arial" w:hAnsi="Arial"/>
+                <w:b/>
+                <w:bCs/>
+                <w:color w:val="5D4037"/>
+                <w:sz w:val="19"/>
+                <w:szCs w:val="19"/>
+              </w:rPr>
+              <w:t xml:space="preserve">Qualität</w:t>
+            </w:r>
+          </w:p>
+        </w:tc>
+        <w:tc>
+          <w:tcPr>
+            <w:tcW w:type="dxa" w:w="6426"/>
+            <w:tcBorders>
+              <w:top w:val="single" w:color="CCCCCC" w:sz="1"/>
+              <w:left w:val="single" w:color="CCCCCC" w:sz="1"/>
+              <w:bottom w:val="single" w:color="CCCCCC" w:sz="1"/>
+              <w:right w:val="single" w:color="CCCCCC" w:sz="1"/>
+            </w:tcBorders>
+            <w:shd w:fill="FFFFFF" w:val="clear"/>
+            <w:tcMar>
+              <w:top w:type="dxa" w:w="65"/>
+              <w:left w:type="dxa" w:w="110"/>
+              <w:bottom w:type="dxa" w:w="65"/>
+              <w:right w:type="dxa" w:w="110"/>
+            </w:tcMar>
+          </w:tcPr>
+          <w:p>
+            <w:r>
+              <w:rPr>
+                <w:rFonts w:ascii="Arial" w:cs="Arial" w:eastAsia="Arial" w:hAnsi="Arial"/>
+                <w:sz w:val="19"/>
+                <w:szCs w:val="19"/>
+              </w:rPr>
+              <w:t xml:space="preserve">Web-Log: Schriftgröße 13 → 19 px; Zeilen nicht umbrechen (overflow-x: auto)</w:t>
+            </w:r>
+          </w:p>
+        </w:tc>
+      </w:tr>
+      <w:tr>
+        <w:tc>
+          <w:tcPr>
+            <w:tcW w:type="dxa" w:w="900"/>
+            <w:tcBorders>
+              <w:top w:val="single" w:color="CCCCCC" w:sz="1"/>
+              <w:left w:val="single" w:color="CCCCCC" w:sz="1"/>
+              <w:bottom w:val="single" w:color="CCCCCC" w:sz="1"/>
+              <w:right w:val="single" w:color="CCCCCC" w:sz="1"/>
+            </w:tcBorders>
+            <w:shd w:fill="F2F2F2" w:val="clear"/>
+            <w:tcMar>
+              <w:top w:type="dxa" w:w="65"/>
+              <w:left w:type="dxa" w:w="110"/>
+              <w:bottom w:type="dxa" w:w="65"/>
+              <w:right w:type="dxa" w:w="110"/>
+            </w:tcMar>
+          </w:tcPr>
+          <w:p>
+            <w:r>
+              <w:rPr>
+                <w:rFonts w:ascii="Arial" w:cs="Arial" w:eastAsia="Arial" w:hAnsi="Arial"/>
+                <w:b/>
+                <w:bCs/>
+                <w:color w:val="1F4E79"/>
+                <w:sz w:val="19"/>
+                <w:szCs w:val="19"/>
+              </w:rPr>
+              <w:t xml:space="preserve">9v8</w:t>
+            </w:r>
+          </w:p>
+        </w:tc>
+        <w:tc>
+          <w:tcPr>
+            <w:tcW w:type="dxa" w:w="1700"/>
+            <w:tcBorders>
+              <w:top w:val="single" w:color="CCCCCC" w:sz="1"/>
+              <w:left w:val="single" w:color="CCCCCC" w:sz="1"/>
+              <w:bottom w:val="single" w:color="CCCCCC" w:sz="1"/>
+              <w:right w:val="single" w:color="CCCCCC" w:sz="1"/>
+            </w:tcBorders>
+            <w:shd w:fill="FFF9C4" w:val="clear"/>
+            <w:tcMar>
+              <w:top w:type="dxa" w:w="65"/>
+              <w:left w:type="dxa" w:w="110"/>
+              <w:bottom w:type="dxa" w:w="65"/>
+              <w:right w:type="dxa" w:w="110"/>
+            </w:tcMar>
+          </w:tcPr>
+          <w:p>
+            <w:r>
+              <w:rPr>
+                <w:rFonts w:ascii="Arial" w:cs="Arial" w:eastAsia="Arial" w:hAnsi="Arial"/>
+                <w:b/>
+                <w:bCs/>
+                <w:color w:val="5D4037"/>
+                <w:sz w:val="19"/>
+                <w:szCs w:val="19"/>
+              </w:rPr>
+              <w:t xml:space="preserve">Qualität</w:t>
+            </w:r>
+          </w:p>
+        </w:tc>
+        <w:tc>
+          <w:tcPr>
+            <w:tcW w:type="dxa" w:w="6426"/>
+            <w:tcBorders>
+              <w:top w:val="single" w:color="CCCCCC" w:sz="1"/>
+              <w:left w:val="single" w:color="CCCCCC" w:sz="1"/>
+              <w:bottom w:val="single" w:color="CCCCCC" w:sz="1"/>
+              <w:right w:val="single" w:color="CCCCCC" w:sz="1"/>
+            </w:tcBorders>
+            <w:shd w:fill="F2F2F2" w:val="clear"/>
+            <w:tcMar>
+              <w:top w:type="dxa" w:w="65"/>
+              <w:left w:type="dxa" w:w="110"/>
+              <w:bottom w:type="dxa" w:w="65"/>
+              <w:right w:type="dxa" w:w="110"/>
+            </w:tcMar>
+          </w:tcPr>
+          <w:p>
+            <w:r>
+              <w:rPr>
+                <w:rFonts w:ascii="Arial" w:cs="Arial" w:eastAsia="Arial" w:hAnsi="Arial"/>
+                <w:sz w:val="19"/>
+                <w:szCs w:val="19"/>
+              </w:rPr>
+              <w:t xml:space="preserve">Web-Log: Auto-Refresh 10 → 20 s</w:t>
+            </w:r>
+          </w:p>
+        </w:tc>
+      </w:tr>
+      <w:tr>
+        <w:tc>
+          <w:tcPr>
+            <w:tcW w:type="dxa" w:w="900"/>
+            <w:tcBorders>
+              <w:top w:val="single" w:color="CCCCCC" w:sz="1"/>
+              <w:left w:val="single" w:color="CCCCCC" w:sz="1"/>
+              <w:bottom w:val="single" w:color="CCCCCC" w:sz="1"/>
+              <w:right w:val="single" w:color="CCCCCC" w:sz="1"/>
+            </w:tcBorders>
+            <w:shd w:fill="FFFFFF" w:val="clear"/>
+            <w:tcMar>
+              <w:top w:type="dxa" w:w="65"/>
+              <w:left w:type="dxa" w:w="110"/>
+              <w:bottom w:type="dxa" w:w="65"/>
+              <w:right w:type="dxa" w:w="110"/>
+            </w:tcMar>
+          </w:tcPr>
+          <w:p>
+            <w:r>
+              <w:rPr>
+                <w:rFonts w:ascii="Arial" w:cs="Arial" w:eastAsia="Arial" w:hAnsi="Arial"/>
+                <w:b/>
+                <w:bCs/>
+                <w:color w:val="1F4E79"/>
+                <w:sz w:val="19"/>
+                <w:szCs w:val="19"/>
+              </w:rPr>
+              <w:t xml:space="preserve">9v9</w:t>
+            </w:r>
+          </w:p>
+        </w:tc>
+        <w:tc>
+          <w:tcPr>
+            <w:tcW w:type="dxa" w:w="1700"/>
+            <w:tcBorders>
+              <w:top w:val="single" w:color="CCCCCC" w:sz="1"/>
+              <w:left w:val="single" w:color="CCCCCC" w:sz="1"/>
+              <w:bottom w:val="single" w:color="CCCCCC" w:sz="1"/>
+              <w:right w:val="single" w:color="CCCCCC" w:sz="1"/>
+            </w:tcBorders>
+            <w:shd w:fill="FFF9C4" w:val="clear"/>
+            <w:tcMar>
+              <w:top w:type="dxa" w:w="65"/>
+              <w:left w:type="dxa" w:w="110"/>
+              <w:bottom w:type="dxa" w:w="65"/>
+              <w:right w:type="dxa" w:w="110"/>
+            </w:tcMar>
+          </w:tcPr>
+          <w:p>
+            <w:r>
+              <w:rPr>
+                <w:rFonts w:ascii="Arial" w:cs="Arial" w:eastAsia="Arial" w:hAnsi="Arial"/>
+                <w:b/>
+                <w:bCs/>
+                <w:color w:val="5D4037"/>
+                <w:sz w:val="19"/>
+                <w:szCs w:val="19"/>
+              </w:rPr>
+              <w:t xml:space="preserve">Qualität</w:t>
+            </w:r>
+          </w:p>
+        </w:tc>
+        <w:tc>
+          <w:tcPr>
+            <w:tcW w:type="dxa" w:w="6426"/>
+            <w:tcBorders>
+              <w:top w:val="single" w:color="CCCCCC" w:sz="1"/>
+              <w:left w:val="single" w:color="CCCCCC" w:sz="1"/>
+              <w:bottom w:val="single" w:color="CCCCCC" w:sz="1"/>
+              <w:right w:val="single" w:color="CCCCCC" w:sz="1"/>
+            </w:tcBorders>
+            <w:shd w:fill="FFFFFF" w:val="clear"/>
+            <w:tcMar>
+              <w:top w:type="dxa" w:w="65"/>
+              <w:left w:type="dxa" w:w="110"/>
+              <w:bottom w:type="dxa" w:w="65"/>
+              <w:right w:type="dxa" w:w="110"/>
+            </w:tcMar>
+          </w:tcPr>
+          <w:p>
+            <w:r>
+              <w:rPr>
+                <w:rFonts w:ascii="Arial" w:cs="Arial" w:eastAsia="Arial" w:hAnsi="Arial"/>
+                <w:sz w:val="19"/>
+                <w:szCs w:val="19"/>
+              </w:rPr>
+              <w:t xml:space="preserve">Web-Log: Schriftgröße der Überschriften vergrößert (h2 → 1.6 rem, h3/.sec-title/.snap-title → 1 rem)</w:t>
+            </w:r>
+          </w:p>
+        </w:tc>
+      </w:tr>
+      <w:tr>
+        <w:tc>
+          <w:tcPr>
+            <w:tcW w:type="dxa" w:w="900"/>
+            <w:tcBorders>
+              <w:top w:val="single" w:color="CCCCCC" w:sz="1"/>
+              <w:left w:val="single" w:color="CCCCCC" w:sz="1"/>
+              <w:bottom w:val="single" w:color="CCCCCC" w:sz="1"/>
+              <w:right w:val="single" w:color="CCCCCC" w:sz="1"/>
+            </w:tcBorders>
+            <w:shd w:fill="F2F2F2" w:val="clear"/>
+            <w:tcMar>
+              <w:top w:type="dxa" w:w="65"/>
+              <w:left w:type="dxa" w:w="110"/>
+              <w:bottom w:type="dxa" w:w="65"/>
+              <w:right w:type="dxa" w:w="110"/>
+            </w:tcMar>
+          </w:tcPr>
+          <w:p>
+            <w:r>
+              <w:rPr>
+                <w:rFonts w:ascii="Arial" w:cs="Arial" w:eastAsia="Arial" w:hAnsi="Arial"/>
+                <w:b/>
+                <w:bCs/>
+                <w:color w:val="1F4E79"/>
+                <w:sz w:val="19"/>
+                <w:szCs w:val="19"/>
+              </w:rPr>
+              <w:t xml:space="preserve">9v10</w:t>
+            </w:r>
+          </w:p>
+        </w:tc>
+        <w:tc>
+          <w:tcPr>
+            <w:tcW w:type="dxa" w:w="1700"/>
+            <w:tcBorders>
+              <w:top w:val="single" w:color="CCCCCC" w:sz="1"/>
+              <w:left w:val="single" w:color="CCCCCC" w:sz="1"/>
+              <w:bottom w:val="single" w:color="CCCCCC" w:sz="1"/>
+              <w:right w:val="single" w:color="CCCCCC" w:sz="1"/>
+            </w:tcBorders>
+            <w:shd w:fill="FCE4D6" w:val="clear"/>
+            <w:tcMar>
+              <w:top w:type="dxa" w:w="65"/>
+              <w:left w:type="dxa" w:w="110"/>
+              <w:bottom w:type="dxa" w:w="65"/>
+              <w:right w:type="dxa" w:w="110"/>
+            </w:tcMar>
+          </w:tcPr>
+          <w:p>
+            <w:r>
+              <w:rPr>
+                <w:rFonts w:ascii="Arial" w:cs="Arial" w:eastAsia="Arial" w:hAnsi="Arial"/>
+                <w:b/>
+                <w:bCs/>
+                <w:color w:val="833C00"/>
+                <w:sz w:val="19"/>
+                <w:szCs w:val="19"/>
+              </w:rPr>
+              <w:t xml:space="preserve">Bugfix</w:t>
+            </w:r>
+          </w:p>
+        </w:tc>
+        <w:tc>
+          <w:tcPr>
+            <w:tcW w:type="dxa" w:w="6426"/>
+            <w:tcBorders>
+              <w:top w:val="single" w:color="CCCCCC" w:sz="1"/>
+              <w:left w:val="single" w:color="CCCCCC" w:sz="1"/>
+              <w:bottom w:val="single" w:color="CCCCCC" w:sz="1"/>
+              <w:right w:val="single" w:color="CCCCCC" w:sz="1"/>
+            </w:tcBorders>
+            <w:shd w:fill="F2F2F2" w:val="clear"/>
+            <w:tcMar>
+              <w:top w:type="dxa" w:w="65"/>
+              <w:left w:type="dxa" w:w="110"/>
+              <w:bottom w:type="dxa" w:w="65"/>
+              <w:right w:type="dxa" w:w="110"/>
+            </w:tcMar>
+          </w:tcPr>
+          <w:p>
+            <w:r>
+              <w:rPr>
+                <w:rFonts w:ascii="Arial" w:cs="Arial" w:eastAsia="Arial" w:hAnsi="Arial"/>
+                <w:sz w:val="19"/>
+                <w:szCs w:val="19"/>
+              </w:rPr>
+              <w:t xml:space="preserve">DFPlayer Start-Sound: readFileCounts() wird vor playFolder() aufgerufen – verhindert Abspielversuch bevor Dateianzahl bekannt ist</w:t>
+            </w:r>
+          </w:p>
+        </w:tc>
+      </w:tr>
+      <w:tr>
+        <w:tc>
+          <w:tcPr>
+            <w:tcW w:type="dxa" w:w="900"/>
+            <w:tcBorders>
+              <w:top w:val="single" w:color="CCCCCC" w:sz="1"/>
+              <w:left w:val="single" w:color="CCCCCC" w:sz="1"/>
+              <w:bottom w:val="single" w:color="CCCCCC" w:sz="1"/>
+              <w:right w:val="single" w:color="CCCCCC" w:sz="1"/>
+            </w:tcBorders>
+            <w:shd w:fill="FFFFFF" w:val="clear"/>
+            <w:tcMar>
+              <w:top w:type="dxa" w:w="65"/>
+              <w:left w:type="dxa" w:w="110"/>
+              <w:bottom w:type="dxa" w:w="65"/>
+              <w:right w:type="dxa" w:w="110"/>
+            </w:tcMar>
+          </w:tcPr>
+          <w:p>
+            <w:r>
+              <w:rPr>
+                <w:rFonts w:ascii="Arial" w:cs="Arial" w:eastAsia="Arial" w:hAnsi="Arial"/>
+                <w:b/>
+                <w:bCs/>
+                <w:color w:val="1F4E79"/>
+                <w:sz w:val="19"/>
+                <w:szCs w:val="19"/>
+              </w:rPr>
+              <w:t xml:space="preserve">9v11</w:t>
+            </w:r>
+          </w:p>
+        </w:tc>
+        <w:tc>
+          <w:tcPr>
+            <w:tcW w:type="dxa" w:w="1700"/>
+            <w:tcBorders>
+              <w:top w:val="single" w:color="CCCCCC" w:sz="1"/>
+              <w:left w:val="single" w:color="CCCCCC" w:sz="1"/>
+              <w:bottom w:val="single" w:color="CCCCCC" w:sz="1"/>
+              <w:right w:val="single" w:color="CCCCCC" w:sz="1"/>
+            </w:tcBorders>
+            <w:shd w:fill="FFF9C4" w:val="clear"/>
+            <w:tcMar>
+              <w:top w:type="dxa" w:w="65"/>
+              <w:left w:type="dxa" w:w="110"/>
+              <w:bottom w:type="dxa" w:w="65"/>
+              <w:right w:type="dxa" w:w="110"/>
+            </w:tcMar>
+          </w:tcPr>
+          <w:p>
+            <w:r>
+              <w:rPr>
+                <w:rFonts w:ascii="Arial" w:cs="Arial" w:eastAsia="Arial" w:hAnsi="Arial"/>
+                <w:b/>
+                <w:bCs/>
+                <w:color w:val="5D4037"/>
+                <w:sz w:val="19"/>
+                <w:szCs w:val="19"/>
+              </w:rPr>
+              <w:t xml:space="preserve">Qualität</w:t>
+            </w:r>
+          </w:p>
+        </w:tc>
+        <w:tc>
+          <w:tcPr>
+            <w:tcW w:type="dxa" w:w="6426"/>
+            <w:tcBorders>
+              <w:top w:val="single" w:color="CCCCCC" w:sz="1"/>
+              <w:left w:val="single" w:color="CCCCCC" w:sz="1"/>
+              <w:bottom w:val="single" w:color="CCCCCC" w:sz="1"/>
+              <w:right w:val="single" w:color="CCCCCC" w:sz="1"/>
+            </w:tcBorders>
+            <w:shd w:fill="FFFFFF" w:val="clear"/>
+            <w:tcMar>
+              <w:top w:type="dxa" w:w="65"/>
+              <w:left w:type="dxa" w:w="110"/>
+              <w:bottom w:type="dxa" w:w="65"/>
+              <w:right w:type="dxa" w:w="110"/>
+            </w:tcMar>
+          </w:tcPr>
+          <w:p>
+            <w:r>
+              <w:rPr>
+                <w:rFonts w:ascii="Arial" w:cs="Arial" w:eastAsia="Arial" w:hAnsi="Arial"/>
+                <w:sz w:val="19"/>
+                <w:szCs w:val="19"/>
+              </w:rPr>
+              <w:t xml:space="preserve">Stack-Vorgaben reduziert: wifiTask/nvrTask/inputTask/displayTask 2560, watchdogTask 1536 – basierend auf gemessenen High-Water Marks</w:t>
+            </w:r>
+          </w:p>
+        </w:tc>
+      </w:tr>
+      <w:tr>
+        <w:tc>
+          <w:tcPr>
+            <w:tcW w:type="dxa" w:w="900"/>
+            <w:tcBorders>
+              <w:top w:val="single" w:color="CCCCCC" w:sz="1"/>
+              <w:left w:val="single" w:color="CCCCCC" w:sz="1"/>
+              <w:bottom w:val="single" w:color="CCCCCC" w:sz="1"/>
+              <w:right w:val="single" w:color="CCCCCC" w:sz="1"/>
+            </w:tcBorders>
+            <w:shd w:fill="F2F2F2" w:val="clear"/>
+            <w:tcMar>
+              <w:top w:type="dxa" w:w="65"/>
+              <w:left w:type="dxa" w:w="110"/>
+              <w:bottom w:type="dxa" w:w="65"/>
+              <w:right w:type="dxa" w:w="110"/>
+            </w:tcMar>
+          </w:tcPr>
+          <w:p>
+            <w:r>
+              <w:rPr>
+                <w:rFonts w:ascii="Arial" w:cs="Arial" w:eastAsia="Arial" w:hAnsi="Arial"/>
+                <w:b/>
+                <w:bCs/>
+                <w:color w:val="1F4E79"/>
+                <w:sz w:val="19"/>
+                <w:szCs w:val="19"/>
+              </w:rPr>
+              <w:t xml:space="preserve">9v12</w:t>
+            </w:r>
+          </w:p>
+        </w:tc>
+        <w:tc>
+          <w:tcPr>
+            <w:tcW w:type="dxa" w:w="1700"/>
+            <w:tcBorders>
+              <w:top w:val="single" w:color="CCCCCC" w:sz="1"/>
+              <w:left w:val="single" w:color="CCCCCC" w:sz="1"/>
+              <w:bottom w:val="single" w:color="CCCCCC" w:sz="1"/>
+              <w:right w:val="single" w:color="CCCCCC" w:sz="1"/>
+            </w:tcBorders>
+            <w:shd w:fill="FCE4D6" w:val="clear"/>
+            <w:tcMar>
+              <w:top w:type="dxa" w:w="65"/>
+              <w:left w:type="dxa" w:w="110"/>
+              <w:bottom w:type="dxa" w:w="65"/>
+              <w:right w:type="dxa" w:w="110"/>
+            </w:tcMar>
+          </w:tcPr>
+          <w:p>
+            <w:r>
+              <w:rPr>
+                <w:rFonts w:ascii="Arial" w:cs="Arial" w:eastAsia="Arial" w:hAnsi="Arial"/>
+                <w:b/>
+                <w:bCs/>
+                <w:color w:val="833C00"/>
+                <w:sz w:val="19"/>
+                <w:szCs w:val="19"/>
+              </w:rPr>
+              <w:t xml:space="preserve">Bugfix</w:t>
+            </w:r>
+          </w:p>
+        </w:tc>
+        <w:tc>
+          <w:tcPr>
+            <w:tcW w:type="dxa" w:w="6426"/>
+            <w:tcBorders>
+              <w:top w:val="single" w:color="CCCCCC" w:sz="1"/>
+              <w:left w:val="single" w:color="CCCCCC" w:sz="1"/>
+              <w:bottom w:val="single" w:color="CCCCCC" w:sz="1"/>
+              <w:right w:val="single" w:color="CCCCCC" w:sz="1"/>
+            </w:tcBorders>
+            <w:shd w:fill="F2F2F2" w:val="clear"/>
+            <w:tcMar>
+              <w:top w:type="dxa" w:w="65"/>
+              <w:left w:type="dxa" w:w="110"/>
+              <w:bottom w:type="dxa" w:w="65"/>
+              <w:right w:type="dxa" w:w="110"/>
+            </w:tcMar>
+          </w:tcPr>
+          <w:p>
+            <w:r>
+              <w:rPr>
+                <w:rFonts w:ascii="Arial" w:cs="Arial" w:eastAsia="Arial" w:hAnsi="Arial"/>
+                <w:sz w:val="19"/>
+                <w:szCs w:val="19"/>
+              </w:rPr>
+              <w:t xml:space="preserve">Bugfixes aus Code-Review (kritische Issues)</w:t>
+            </w:r>
+          </w:p>
+        </w:tc>
+      </w:tr>
+      <w:tr>
+        <w:tc>
+          <w:tcPr>
+            <w:tcW w:type="dxa" w:w="900"/>
+            <w:tcBorders>
+              <w:top w:val="single" w:color="CCCCCC" w:sz="1"/>
+              <w:left w:val="single" w:color="CCCCCC" w:sz="1"/>
+              <w:bottom w:val="single" w:color="CCCCCC" w:sz="1"/>
+              <w:right w:val="single" w:color="CCCCCC" w:sz="1"/>
+            </w:tcBorders>
+            <w:shd w:fill="FFFFFF" w:val="clear"/>
+            <w:tcMar>
+              <w:top w:type="dxa" w:w="65"/>
+              <w:left w:type="dxa" w:w="110"/>
+              <w:bottom w:type="dxa" w:w="65"/>
+              <w:right w:type="dxa" w:w="110"/>
+            </w:tcMar>
+          </w:tcPr>
+          <w:p>
+            <w:r>
+              <w:rPr>
+                <w:rFonts w:ascii="Arial" w:cs="Arial" w:eastAsia="Arial" w:hAnsi="Arial"/>
+                <w:b/>
+                <w:bCs/>
+                <w:color w:val="1F4E79"/>
+                <w:sz w:val="19"/>
+                <w:szCs w:val="19"/>
+              </w:rPr>
+              <w:t xml:space="preserve">9v13</w:t>
+            </w:r>
+          </w:p>
+        </w:tc>
+        <w:tc>
+          <w:tcPr>
+            <w:tcW w:type="dxa" w:w="1700"/>
+            <w:tcBorders>
+              <w:top w:val="single" w:color="CCCCCC" w:sz="1"/>
+              <w:left w:val="single" w:color="CCCCCC" w:sz="1"/>
+              <w:bottom w:val="single" w:color="CCCCCC" w:sz="1"/>
+              <w:right w:val="single" w:color="CCCCCC" w:sz="1"/>
+            </w:tcBorders>
+            <w:shd w:fill="FCE4D6" w:val="clear"/>
+            <w:tcMar>
+              <w:top w:type="dxa" w:w="65"/>
+              <w:left w:type="dxa" w:w="110"/>
+              <w:bottom w:type="dxa" w:w="65"/>
+              <w:right w:type="dxa" w:w="110"/>
+            </w:tcMar>
+          </w:tcPr>
+          <w:p>
+            <w:r>
+              <w:rPr>
+                <w:rFonts w:ascii="Arial" w:cs="Arial" w:eastAsia="Arial" w:hAnsi="Arial"/>
+                <w:b/>
+                <w:bCs/>
+                <w:color w:val="833C00"/>
+                <w:sz w:val="19"/>
+                <w:szCs w:val="19"/>
+              </w:rPr>
+              <w:t xml:space="preserve">Bugfix</w:t>
+            </w:r>
+          </w:p>
+        </w:tc>
+        <w:tc>
+          <w:tcPr>
+            <w:tcW w:type="dxa" w:w="6426"/>
+            <w:tcBorders>
+              <w:top w:val="single" w:color="CCCCCC" w:sz="1"/>
+              <w:left w:val="single" w:color="CCCCCC" w:sz="1"/>
+              <w:bottom w:val="single" w:color="CCCCCC" w:sz="1"/>
+              <w:right w:val="single" w:color="CCCCCC" w:sz="1"/>
+            </w:tcBorders>
+            <w:shd w:fill="FFFFFF" w:val="clear"/>
+            <w:tcMar>
+              <w:top w:type="dxa" w:w="65"/>
+              <w:left w:type="dxa" w:w="110"/>
+              <w:bottom w:type="dxa" w:w="65"/>
+              <w:right w:type="dxa" w:w="110"/>
+            </w:tcMar>
+          </w:tcPr>
+          <w:p>
+            <w:r>
+              <w:rPr>
+                <w:rFonts w:ascii="Arial" w:cs="Arial" w:eastAsia="Arial" w:hAnsi="Arial"/>
+                <w:sz w:val="19"/>
+                <w:szCs w:val="19"/>
+              </w:rPr>
+              <w:t xml:space="preserve">Mittlere Issues aus Code-Review behoben</w:t>
+            </w:r>
+          </w:p>
+        </w:tc>
+      </w:tr>
+      <w:tr>
+        <w:tc>
+          <w:tcPr>
+            <w:tcW w:type="dxa" w:w="900"/>
+            <w:tcBorders>
+              <w:top w:val="single" w:color="CCCCCC" w:sz="1"/>
+              <w:left w:val="single" w:color="CCCCCC" w:sz="1"/>
+              <w:bottom w:val="single" w:color="CCCCCC" w:sz="1"/>
+              <w:right w:val="single" w:color="CCCCCC" w:sz="1"/>
+            </w:tcBorders>
+            <w:shd w:fill="F2F2F2" w:val="clear"/>
+            <w:tcMar>
+              <w:top w:type="dxa" w:w="65"/>
+              <w:left w:type="dxa" w:w="110"/>
+              <w:bottom w:type="dxa" w:w="65"/>
+              <w:right w:type="dxa" w:w="110"/>
+            </w:tcMar>
+          </w:tcPr>
+          <w:p>
+            <w:r>
+              <w:rPr>
+                <w:rFonts w:ascii="Arial" w:cs="Arial" w:eastAsia="Arial" w:hAnsi="Arial"/>
+                <w:b/>
+                <w:bCs/>
+                <w:color w:val="1F4E79"/>
+                <w:sz w:val="19"/>
+                <w:szCs w:val="19"/>
+              </w:rPr>
+              <w:t xml:space="preserve">9v14</w:t>
+            </w:r>
+          </w:p>
+        </w:tc>
+        <w:tc>
+          <w:tcPr>
+            <w:tcW w:type="dxa" w:w="1700"/>
+            <w:tcBorders>
+              <w:top w:val="single" w:color="CCCCCC" w:sz="1"/>
+              <w:left w:val="single" w:color="CCCCCC" w:sz="1"/>
+              <w:bottom w:val="single" w:color="CCCCCC" w:sz="1"/>
+              <w:right w:val="single" w:color="CCCCCC" w:sz="1"/>
+            </w:tcBorders>
+            <w:shd w:fill="FFF9C4" w:val="clear"/>
+            <w:tcMar>
+              <w:top w:type="dxa" w:w="65"/>
+              <w:left w:type="dxa" w:w="110"/>
+              <w:bottom w:type="dxa" w:w="65"/>
+              <w:right w:type="dxa" w:w="110"/>
+            </w:tcMar>
+          </w:tcPr>
+          <w:p>
+            <w:r>
+              <w:rPr>
+                <w:rFonts w:ascii="Arial" w:cs="Arial" w:eastAsia="Arial" w:hAnsi="Arial"/>
+                <w:b/>
+                <w:bCs/>
+                <w:color w:val="5D4037"/>
+                <w:sz w:val="19"/>
+                <w:szCs w:val="19"/>
+              </w:rPr>
+              <w:t xml:space="preserve">Qualität</w:t>
+            </w:r>
+          </w:p>
+        </w:tc>
+        <w:tc>
+          <w:tcPr>
+            <w:tcW w:type="dxa" w:w="6426"/>
+            <w:tcBorders>
+              <w:top w:val="single" w:color="CCCCCC" w:sz="1"/>
+              <w:left w:val="single" w:color="CCCCCC" w:sz="1"/>
+              <w:bottom w:val="single" w:color="CCCCCC" w:sz="1"/>
+              <w:right w:val="single" w:color="CCCCCC" w:sz="1"/>
+            </w:tcBorders>
+            <w:shd w:fill="F2F2F2" w:val="clear"/>
+            <w:tcMar>
+              <w:top w:type="dxa" w:w="65"/>
+              <w:left w:type="dxa" w:w="110"/>
+              <w:bottom w:type="dxa" w:w="65"/>
+              <w:right w:type="dxa" w:w="110"/>
+            </w:tcMar>
+          </w:tcPr>
+          <w:p>
+            <w:r>
+              <w:rPr>
+                <w:rFonts w:ascii="Arial" w:cs="Arial" w:eastAsia="Arial" w:hAnsi="Arial"/>
+                <w:sz w:val="19"/>
+                <w:szCs w:val="19"/>
+              </w:rPr>
+              <w:t xml:space="preserve">Wartungsqualität: Kosmetik aus Code-Review (Kommentare, Formatierung, Namensgebung)</w:t>
+            </w:r>
+          </w:p>
+        </w:tc>
+      </w:tr>
+      <w:tr>
+        <w:tc>
+          <w:tcPr>
+            <w:tcW w:type="dxa" w:w="900"/>
+            <w:tcBorders>
+              <w:top w:val="single" w:color="CCCCCC" w:sz="1"/>
+              <w:left w:val="single" w:color="CCCCCC" w:sz="1"/>
+              <w:bottom w:val="single" w:color="CCCCCC" w:sz="1"/>
+              <w:right w:val="single" w:color="CCCCCC" w:sz="1"/>
+            </w:tcBorders>
+            <w:shd w:fill="FFFFFF" w:val="clear"/>
+            <w:tcMar>
+              <w:top w:type="dxa" w:w="65"/>
+              <w:left w:type="dxa" w:w="110"/>
+              <w:bottom w:type="dxa" w:w="65"/>
+              <w:right w:type="dxa" w:w="110"/>
+            </w:tcMar>
+          </w:tcPr>
+          <w:p>
+            <w:r>
+              <w:rPr>
+                <w:rFonts w:ascii="Arial" w:cs="Arial" w:eastAsia="Arial" w:hAnsi="Arial"/>
+                <w:b/>
+                <w:bCs/>
+                <w:color w:val="1F4E79"/>
+                <w:sz w:val="19"/>
+                <w:szCs w:val="19"/>
+              </w:rPr>
+              <w:t xml:space="preserve">9v14</w:t>
+            </w:r>
+          </w:p>
+        </w:tc>
+        <w:tc>
+          <w:tcPr>
+            <w:tcW w:type="dxa" w:w="1700"/>
+            <w:tcBorders>
+              <w:top w:val="single" w:color="CCCCCC" w:sz="1"/>
+              <w:left w:val="single" w:color="CCCCCC" w:sz="1"/>
+              <w:bottom w:val="single" w:color="CCCCCC" w:sz="1"/>
+              <w:right w:val="single" w:color="CCCCCC" w:sz="1"/>
+            </w:tcBorders>
+            <w:shd w:fill="FFF9C4" w:val="clear"/>
+            <w:tcMar>
+              <w:top w:type="dxa" w:w="65"/>
+              <w:left w:type="dxa" w:w="110"/>
+              <w:bottom w:type="dxa" w:w="65"/>
+              <w:right w:type="dxa" w:w="110"/>
+            </w:tcMar>
+          </w:tcPr>
+          <w:p>
+            <w:r>
+              <w:rPr>
+                <w:rFonts w:ascii="Arial" w:cs="Arial" w:eastAsia="Arial" w:hAnsi="Arial"/>
+                <w:b/>
+                <w:bCs/>
+                <w:color w:val="5D4037"/>
+                <w:sz w:val="19"/>
+                <w:szCs w:val="19"/>
+              </w:rPr>
+              <w:t xml:space="preserve">Qualität</w:t>
+            </w:r>
+          </w:p>
+        </w:tc>
+        <w:tc>
+          <w:tcPr>
+            <w:tcW w:type="dxa" w:w="6426"/>
+            <w:tcBorders>
+              <w:top w:val="single" w:color="CCCCCC" w:sz="1"/>
+              <w:left w:val="single" w:color="CCCCCC" w:sz="1"/>
+              <w:bottom w:val="single" w:color="CCCCCC" w:sz="1"/>
+              <w:right w:val="single" w:color="CCCCCC" w:sz="1"/>
+            </w:tcBorders>
+            <w:shd w:fill="FFFFFF" w:val="clear"/>
+            <w:tcMar>
+              <w:top w:type="dxa" w:w="65"/>
+              <w:left w:type="dxa" w:w="110"/>
+              <w:bottom w:type="dxa" w:w="65"/>
+              <w:right w:type="dxa" w:w="110"/>
+            </w:tcMar>
+          </w:tcPr>
+          <w:p>
+            <w:r>
+              <w:rPr>
+                <w:rFonts w:ascii="Arial" w:cs="Arial" w:eastAsia="Arial" w:hAnsi="Arial"/>
+                <w:sz w:val="19"/>
+                <w:szCs w:val="19"/>
+              </w:rPr>
+              <w:t xml:space="preserve">Versionsangaben in allen Dateien auf 9v14 synchronisiert</w:t>
+            </w:r>
+          </w:p>
+        </w:tc>
+      </w:tr>
     </w:tbl>
     <w:p>
       <w:pPr>
@@ -5092,7 +7576,7 @@
           <w:sz w:val="16"/>
           <w:szCs w:val="16"/>
         </w:rPr>
-        <w:t xml:space="preserve">bTn Wecker  ·  Änderungshistorie  ·  Stand 9v2</w:t>
+        <w:t xml:space="preserve">bTn Wecker  ·  Änderungshistorie  ·  Stand 9v14</w:t>
       </w:r>
     </w:p>
     <w:sectPr>

--- a/Dokumentation/Technisch/bTn_Wecker_Changelog.docx
+++ b/Dokumentation/Technisch/bTn_Wecker_Changelog.docx
@@ -48,7 +48,7 @@
           <w:sz w:val="18"/>
           <w:szCs w:val="18"/>
         </w:rPr>
-        <w:t xml:space="preserve">Basis 4v1  →  9v14</w:t>
+        <w:t>Basis 4v1  →  11v00</w:t>
       </w:r>
     </w:p>
     <w:p>
@@ -7548,6 +7548,1576 @@
     </w:tbl>
     <w:p>
       <w:pPr>
+        <w:pStyle w:val="Heading1"/>
+        <w:spacing w:before="260" w:after="80"/>
+      </w:pPr>
+      <w:r>
+        <w:rPr>
+          <w:rFonts w:ascii="Arial" w:cs="Arial" w:eastAsia="Arial" w:hAnsi="Arial"/>
+          <w:b/>
+          <w:bCs/>
+          <w:color w:val="1F4E79"/>
+          <w:sz w:val="26"/>
+          <w:szCs w:val="26"/>
+        </w:rPr>
+        <w:t xml:space="preserve">Versionen 9v15 – 10v06</w:t>
+      </w:r>
+    </w:p>
+    <w:p>
+      <w:pPr>
+        <w:spacing w:before="0" w:after="80"/>
+      </w:pPr>
+      <w:r>
+        <w:t xml:space="preserve"/>
+      </w:r>
+    </w:p>
+    <w:tbl>
+      <w:tblPr>
+        <w:tblW w:type="dxa" w:w="9026"/>
+        <w:tblBorders>
+          <w:top w:val="single" w:color="auto" w:sz="4"/>
+          <w:left w:val="single" w:color="auto" w:sz="4"/>
+          <w:bottom w:val="single" w:color="auto" w:sz="4"/>
+          <w:right w:val="single" w:color="auto" w:sz="4"/>
+          <w:insideH w:val="single" w:color="auto" w:sz="4"/>
+          <w:insideV w:val="single" w:color="auto" w:sz="4"/>
+        </w:tblBorders>
+      </w:tblPr>
+      <w:tblGrid>
+        <w:gridCol w:w="900"/>
+        <w:gridCol w:w="1700"/>
+        <w:gridCol w:w="6426"/>
+      </w:tblGrid>
+      <w:tr>
+        <w:trPr>
+          <w:tblHeader/>
+        </w:trPr>
+        <w:tc>
+          <w:tcPr>
+            <w:tcW w:type="dxa" w:w="900"/>
+            <w:tcBorders>
+              <w:top w:val="single" w:color="CCCCCC" w:sz="1"/>
+              <w:left w:val="single" w:color="CCCCCC" w:sz="1"/>
+              <w:bottom w:val="single" w:color="CCCCCC" w:sz="1"/>
+              <w:right w:val="single" w:color="CCCCCC" w:sz="1"/>
+            </w:tcBorders>
+            <w:shd w:fill="1F4E79" w:val="clear"/>
+            <w:tcMar>
+              <w:top w:type="dxa" w:w="65"/>
+              <w:left w:type="dxa" w:w="110"/>
+              <w:bottom w:type="dxa" w:w="65"/>
+              <w:right w:type="dxa" w:w="110"/>
+            </w:tcMar>
+          </w:tcPr>
+          <w:p>
+            <w:r>
+              <w:rPr>
+                <w:rFonts w:ascii="Arial" w:cs="Arial" w:eastAsia="Arial" w:hAnsi="Arial"/>
+                <w:b/>
+                <w:bCs/>
+                <w:color w:val="FFFFFF"/>
+                <w:sz w:val="19"/>
+                <w:szCs w:val="19"/>
+              </w:rPr>
+              <w:t xml:space="preserve">Version</w:t>
+            </w:r>
+          </w:p>
+        </w:tc>
+        <w:tc>
+          <w:tcPr>
+            <w:tcW w:type="dxa" w:w="1700"/>
+            <w:tcBorders>
+              <w:top w:val="single" w:color="CCCCCC" w:sz="1"/>
+              <w:left w:val="single" w:color="CCCCCC" w:sz="1"/>
+              <w:bottom w:val="single" w:color="CCCCCC" w:sz="1"/>
+              <w:right w:val="single" w:color="CCCCCC" w:sz="1"/>
+            </w:tcBorders>
+            <w:shd w:fill="1F4E79" w:val="clear"/>
+            <w:tcMar>
+              <w:top w:type="dxa" w:w="65"/>
+              <w:left w:type="dxa" w:w="110"/>
+              <w:bottom w:type="dxa" w:w="65"/>
+              <w:right w:type="dxa" w:w="110"/>
+            </w:tcMar>
+          </w:tcPr>
+          <w:p>
+            <w:r>
+              <w:rPr>
+                <w:rFonts w:ascii="Arial" w:cs="Arial" w:eastAsia="Arial" w:hAnsi="Arial"/>
+                <w:b/>
+                <w:bCs/>
+                <w:color w:val="FFFFFF"/>
+                <w:sz w:val="19"/>
+                <w:szCs w:val="19"/>
+              </w:rPr>
+              <w:t xml:space="preserve">Kategorie</w:t>
+            </w:r>
+          </w:p>
+        </w:tc>
+        <w:tc>
+          <w:tcPr>
+            <w:tcW w:type="dxa" w:w="6426"/>
+            <w:tcBorders>
+              <w:top w:val="single" w:color="CCCCCC" w:sz="1"/>
+              <w:left w:val="single" w:color="CCCCCC" w:sz="1"/>
+              <w:bottom w:val="single" w:color="CCCCCC" w:sz="1"/>
+              <w:right w:val="single" w:color="CCCCCC" w:sz="1"/>
+            </w:tcBorders>
+            <w:shd w:fill="1F4E79" w:val="clear"/>
+            <w:tcMar>
+              <w:top w:type="dxa" w:w="65"/>
+              <w:left w:type="dxa" w:w="110"/>
+              <w:bottom w:type="dxa" w:w="65"/>
+              <w:right w:type="dxa" w:w="110"/>
+            </w:tcMar>
+          </w:tcPr>
+          <w:p>
+            <w:r>
+              <w:rPr>
+                <w:rFonts w:ascii="Arial" w:cs="Arial" w:eastAsia="Arial" w:hAnsi="Arial"/>
+                <w:b/>
+                <w:bCs/>
+                <w:color w:val="FFFFFF"/>
+                <w:sz w:val="19"/>
+                <w:szCs w:val="19"/>
+              </w:rPr>
+              <w:t xml:space="preserve">Änderung</w:t>
+            </w:r>
+          </w:p>
+        </w:tc>
+      </w:tr>
+      <w:tr>
+        <w:tc>
+          <w:tcPr>
+            <w:tcW w:type="dxa" w:w="900"/>
+            <w:tcBorders>
+              <w:top w:val="single" w:color="CCCCCC" w:sz="1"/>
+              <w:left w:val="single" w:color="CCCCCC" w:sz="1"/>
+              <w:bottom w:val="single" w:color="CCCCCC" w:sz="1"/>
+              <w:right w:val="single" w:color="CCCCCC" w:sz="1"/>
+            </w:tcBorders>
+            <w:shd w:fill="FFFFFF" w:val="clear"/>
+            <w:tcMar>
+              <w:top w:type="dxa" w:w="65"/>
+              <w:left w:type="dxa" w:w="110"/>
+              <w:bottom w:type="dxa" w:w="65"/>
+              <w:right w:type="dxa" w:w="110"/>
+            </w:tcMar>
+          </w:tcPr>
+          <w:p>
+            <w:r>
+              <w:rPr>
+                <w:rFonts w:ascii="Arial" w:cs="Arial" w:eastAsia="Arial" w:hAnsi="Arial"/>
+                <w:b/>
+                <w:bCs/>
+                <w:color w:val="1F4E79"/>
+                <w:sz w:val="19"/>
+                <w:szCs w:val="19"/>
+              </w:rPr>
+              <w:t xml:space="preserve">9v15</w:t>
+            </w:r>
+          </w:p>
+        </w:tc>
+        <w:tc>
+          <w:tcPr>
+            <w:tcW w:type="dxa" w:w="1700"/>
+            <w:tcBorders>
+              <w:top w:val="single" w:color="CCCCCC" w:sz="1"/>
+              <w:left w:val="single" w:color="CCCCCC" w:sz="1"/>
+              <w:bottom w:val="single" w:color="CCCCCC" w:sz="1"/>
+              <w:right w:val="single" w:color="CCCCCC" w:sz="1"/>
+            </w:tcBorders>
+            <w:shd w:fill="DDEBF7" w:val="clear"/>
+            <w:tcMar>
+              <w:top w:type="dxa" w:w="65"/>
+              <w:left w:type="dxa" w:w="110"/>
+              <w:bottom w:type="dxa" w:w="65"/>
+              <w:right w:type="dxa" w:w="110"/>
+            </w:tcMar>
+          </w:tcPr>
+          <w:p>
+            <w:r>
+              <w:rPr>
+                <w:rFonts w:ascii="Arial" w:cs="Arial" w:eastAsia="Arial" w:hAnsi="Arial"/>
+                <w:b/>
+                <w:bCs/>
+                <w:color w:val="1F4E79"/>
+                <w:sz w:val="19"/>
+                <w:szCs w:val="19"/>
+              </w:rPr>
+              <w:t xml:space="preserve">Qualität</w:t>
+            </w:r>
+          </w:p>
+        </w:tc>
+        <w:tc>
+          <w:tcPr>
+            <w:tcW w:type="dxa" w:w="6426"/>
+            <w:tcBorders>
+              <w:top w:val="single" w:color="CCCCCC" w:sz="1"/>
+              <w:left w:val="single" w:color="CCCCCC" w:sz="1"/>
+              <w:bottom w:val="single" w:color="CCCCCC" w:sz="1"/>
+              <w:right w:val="single" w:color="CCCCCC" w:sz="1"/>
+            </w:tcBorders>
+            <w:shd w:fill="FFFFFF" w:val="clear"/>
+            <w:tcMar>
+              <w:top w:type="dxa" w:w="65"/>
+              <w:left w:type="dxa" w:w="110"/>
+              <w:bottom w:type="dxa" w:w="65"/>
+              <w:right w:type="dxa" w:w="110"/>
+            </w:tcMar>
+          </w:tcPr>
+          <w:p>
+            <w:r>
+              <w:rPr>
+                <w:rFonts w:ascii="Arial" w:cs="Arial" w:eastAsia="Arial" w:hAnsi="Arial"/>
+                <w:sz w:val="19"/>
+                <w:szCs w:val="19"/>
+              </w:rPr>
+              <w:t xml:space="preserve">UI: Checkboxen von 7×7 auf 8×8 vergrößert; Checked-Darstellung als Rahmen (drawRect 8×8) plus innere Füllung (fillRect 6×6)</w:t>
+            </w:r>
+          </w:p>
+        </w:tc>
+      </w:tr>
+      <w:tr>
+        <w:tc>
+          <w:tcPr>
+            <w:tcW w:type="dxa" w:w="900"/>
+            <w:tcBorders>
+              <w:top w:val="single" w:color="CCCCCC" w:sz="1"/>
+              <w:left w:val="single" w:color="CCCCCC" w:sz="1"/>
+              <w:bottom w:val="single" w:color="CCCCCC" w:sz="1"/>
+              <w:right w:val="single" w:color="CCCCCC" w:sz="1"/>
+            </w:tcBorders>
+            <w:shd w:fill="FFFFFF" w:val="clear"/>
+            <w:tcMar>
+              <w:top w:type="dxa" w:w="65"/>
+              <w:left w:type="dxa" w:w="110"/>
+              <w:bottom w:type="dxa" w:w="65"/>
+              <w:right w:type="dxa" w:w="110"/>
+            </w:tcMar>
+          </w:tcPr>
+          <w:p>
+            <w:r>
+              <w:rPr>
+                <w:rFonts w:ascii="Arial" w:cs="Arial" w:eastAsia="Arial" w:hAnsi="Arial"/>
+                <w:b/>
+                <w:bCs/>
+                <w:color w:val="1F4E79"/>
+                <w:sz w:val="19"/>
+                <w:szCs w:val="19"/>
+              </w:rPr>
+              <w:t xml:space="preserve">9v16</w:t>
+            </w:r>
+          </w:p>
+        </w:tc>
+        <w:tc>
+          <w:tcPr>
+            <w:tcW w:type="dxa" w:w="1700"/>
+            <w:tcBorders>
+              <w:top w:val="single" w:color="CCCCCC" w:sz="1"/>
+              <w:left w:val="single" w:color="CCCCCC" w:sz="1"/>
+              <w:bottom w:val="single" w:color="CCCCCC" w:sz="1"/>
+              <w:right w:val="single" w:color="CCCCCC" w:sz="1"/>
+            </w:tcBorders>
+            <w:shd w:fill="DDEBF7" w:val="clear"/>
+            <w:tcMar>
+              <w:top w:type="dxa" w:w="65"/>
+              <w:left w:type="dxa" w:w="110"/>
+              <w:bottom w:type="dxa" w:w="65"/>
+              <w:right w:type="dxa" w:w="110"/>
+            </w:tcMar>
+          </w:tcPr>
+          <w:p>
+            <w:r>
+              <w:rPr>
+                <w:rFonts w:ascii="Arial" w:cs="Arial" w:eastAsia="Arial" w:hAnsi="Arial"/>
+                <w:b/>
+                <w:bCs/>
+                <w:color w:val="1F4E79"/>
+                <w:sz w:val="19"/>
+                <w:szCs w:val="19"/>
+              </w:rPr>
+              <w:t xml:space="preserve">Stabilität</w:t>
+            </w:r>
+          </w:p>
+        </w:tc>
+        <w:tc>
+          <w:tcPr>
+            <w:tcW w:type="dxa" w:w="6426"/>
+            <w:tcBorders>
+              <w:top w:val="single" w:color="CCCCCC" w:sz="1"/>
+              <w:left w:val="single" w:color="CCCCCC" w:sz="1"/>
+              <w:bottom w:val="single" w:color="CCCCCC" w:sz="1"/>
+              <w:right w:val="single" w:color="CCCCCC" w:sz="1"/>
+            </w:tcBorders>
+            <w:shd w:fill="FFFFFF" w:val="clear"/>
+            <w:tcMar>
+              <w:top w:type="dxa" w:w="65"/>
+              <w:left w:type="dxa" w:w="110"/>
+              <w:bottom w:type="dxa" w:w="65"/>
+              <w:right w:type="dxa" w:w="110"/>
+            </w:tcMar>
+          </w:tcPr>
+          <w:p>
+            <w:r>
+              <w:rPr>
+                <w:rFonts w:ascii="Arial" w:cs="Arial" w:eastAsia="Arial" w:hAnsi="Arial"/>
+                <w:sz w:val="19"/>
+                <w:szCs w:val="19"/>
+              </w:rPr>
+              <w:t xml:space="preserve">DFPlayer-Kaltstart robuster: player.begin() in Retry-Schleife mit DFP_INIT_TIMEOUT_MS / DFP_INIT_RETRY_MS; SETUP_MP3_TIMEOUT_MS 5000 → 10000 ms</w:t>
+            </w:r>
+          </w:p>
+        </w:tc>
+      </w:tr>
+      <w:tr>
+        <w:tc>
+          <w:tcPr>
+            <w:tcW w:type="dxa" w:w="900"/>
+            <w:tcBorders>
+              <w:top w:val="single" w:color="CCCCCC" w:sz="1"/>
+              <w:left w:val="single" w:color="CCCCCC" w:sz="1"/>
+              <w:bottom w:val="single" w:color="CCCCCC" w:sz="1"/>
+              <w:right w:val="single" w:color="CCCCCC" w:sz="1"/>
+            </w:tcBorders>
+            <w:shd w:fill="FFFFFF" w:val="clear"/>
+            <w:tcMar>
+              <w:top w:type="dxa" w:w="65"/>
+              <w:left w:type="dxa" w:w="110"/>
+              <w:bottom w:type="dxa" w:w="65"/>
+              <w:right w:type="dxa" w:w="110"/>
+            </w:tcMar>
+          </w:tcPr>
+          <w:p>
+            <w:r>
+              <w:rPr>
+                <w:rFonts w:ascii="Arial" w:cs="Arial" w:eastAsia="Arial" w:hAnsi="Arial"/>
+                <w:b/>
+                <w:bCs/>
+                <w:color w:val="1F4E79"/>
+                <w:sz w:val="19"/>
+                <w:szCs w:val="19"/>
+              </w:rPr>
+              <w:t xml:space="preserve">9v17</w:t>
+            </w:r>
+          </w:p>
+        </w:tc>
+        <w:tc>
+          <w:tcPr>
+            <w:tcW w:type="dxa" w:w="1700"/>
+            <w:tcBorders>
+              <w:top w:val="single" w:color="CCCCCC" w:sz="1"/>
+              <w:left w:val="single" w:color="CCCCCC" w:sz="1"/>
+              <w:bottom w:val="single" w:color="CCCCCC" w:sz="1"/>
+              <w:right w:val="single" w:color="CCCCCC" w:sz="1"/>
+            </w:tcBorders>
+            <w:shd w:fill="DDEBF7" w:val="clear"/>
+            <w:tcMar>
+              <w:top w:type="dxa" w:w="65"/>
+              <w:left w:type="dxa" w:w="110"/>
+              <w:bottom w:type="dxa" w:w="65"/>
+              <w:right w:type="dxa" w:w="110"/>
+            </w:tcMar>
+          </w:tcPr>
+          <w:p>
+            <w:r>
+              <w:rPr>
+                <w:rFonts w:ascii="Arial" w:cs="Arial" w:eastAsia="Arial" w:hAnsi="Arial"/>
+                <w:b/>
+                <w:bCs/>
+                <w:color w:val="1F4E79"/>
+                <w:sz w:val="19"/>
+                <w:szCs w:val="19"/>
+              </w:rPr>
+              <w:t xml:space="preserve">Qualität</w:t>
+            </w:r>
+          </w:p>
+        </w:tc>
+        <w:tc>
+          <w:tcPr>
+            <w:tcW w:type="dxa" w:w="6426"/>
+            <w:tcBorders>
+              <w:top w:val="single" w:color="CCCCCC" w:sz="1"/>
+              <w:left w:val="single" w:color="CCCCCC" w:sz="1"/>
+              <w:bottom w:val="single" w:color="CCCCCC" w:sz="1"/>
+              <w:right w:val="single" w:color="CCCCCC" w:sz="1"/>
+            </w:tcBorders>
+            <w:shd w:fill="FFFFFF" w:val="clear"/>
+            <w:tcMar>
+              <w:top w:type="dxa" w:w="65"/>
+              <w:left w:type="dxa" w:w="110"/>
+              <w:bottom w:type="dxa" w:w="65"/>
+              <w:right w:type="dxa" w:w="110"/>
+            </w:tcMar>
+          </w:tcPr>
+          <w:p>
+            <w:r>
+              <w:rPr>
+                <w:rFonts w:ascii="Arial" w:cs="Arial" w:eastAsia="Arial" w:hAnsi="Arial"/>
+                <w:sz w:val="19"/>
+                <w:szCs w:val="19"/>
+              </w:rPr>
+              <w:t xml:space="preserve">UI: Checkbox-Rahmen von 1 px auf 2 px verdickt (zwei verschachtelte drawRect); alle Checkboxen um 1 px nach oben verschoben</w:t>
+            </w:r>
+          </w:p>
+        </w:tc>
+      </w:tr>
+      <w:tr>
+        <w:tc>
+          <w:tcPr>
+            <w:tcW w:type="dxa" w:w="900"/>
+            <w:tcBorders>
+              <w:top w:val="single" w:color="CCCCCC" w:sz="1"/>
+              <w:left w:val="single" w:color="CCCCCC" w:sz="1"/>
+              <w:bottom w:val="single" w:color="CCCCCC" w:sz="1"/>
+              <w:right w:val="single" w:color="CCCCCC" w:sz="1"/>
+            </w:tcBorders>
+            <w:shd w:fill="FFFFFF" w:val="clear"/>
+            <w:tcMar>
+              <w:top w:type="dxa" w:w="65"/>
+              <w:left w:type="dxa" w:w="110"/>
+              <w:bottom w:type="dxa" w:w="65"/>
+              <w:right w:type="dxa" w:w="110"/>
+            </w:tcMar>
+          </w:tcPr>
+          <w:p>
+            <w:r>
+              <w:rPr>
+                <w:rFonts w:ascii="Arial" w:cs="Arial" w:eastAsia="Arial" w:hAnsi="Arial"/>
+                <w:b/>
+                <w:bCs/>
+                <w:color w:val="1F4E79"/>
+                <w:sz w:val="19"/>
+                <w:szCs w:val="19"/>
+              </w:rPr>
+              <w:t xml:space="preserve">9v18</w:t>
+            </w:r>
+          </w:p>
+        </w:tc>
+        <w:tc>
+          <w:tcPr>
+            <w:tcW w:type="dxa" w:w="1700"/>
+            <w:tcBorders>
+              <w:top w:val="single" w:color="CCCCCC" w:sz="1"/>
+              <w:left w:val="single" w:color="CCCCCC" w:sz="1"/>
+              <w:bottom w:val="single" w:color="CCCCCC" w:sz="1"/>
+              <w:right w:val="single" w:color="CCCCCC" w:sz="1"/>
+            </w:tcBorders>
+            <w:shd w:fill="DDEBF7" w:val="clear"/>
+            <w:tcMar>
+              <w:top w:type="dxa" w:w="65"/>
+              <w:left w:type="dxa" w:w="110"/>
+              <w:bottom w:type="dxa" w:w="65"/>
+              <w:right w:type="dxa" w:w="110"/>
+            </w:tcMar>
+          </w:tcPr>
+          <w:p>
+            <w:r>
+              <w:rPr>
+                <w:rFonts w:ascii="Arial" w:cs="Arial" w:eastAsia="Arial" w:hAnsi="Arial"/>
+                <w:b/>
+                <w:bCs/>
+                <w:color w:val="1F4E79"/>
+                <w:sz w:val="19"/>
+                <w:szCs w:val="19"/>
+              </w:rPr>
+              <w:t xml:space="preserve">Qualität</w:t>
+            </w:r>
+          </w:p>
+        </w:tc>
+        <w:tc>
+          <w:tcPr>
+            <w:tcW w:type="dxa" w:w="6426"/>
+            <w:tcBorders>
+              <w:top w:val="single" w:color="CCCCCC" w:sz="1"/>
+              <w:left w:val="single" w:color="CCCCCC" w:sz="1"/>
+              <w:bottom w:val="single" w:color="CCCCCC" w:sz="1"/>
+              <w:right w:val="single" w:color="CCCCCC" w:sz="1"/>
+            </w:tcBorders>
+            <w:shd w:fill="FFFFFF" w:val="clear"/>
+            <w:tcMar>
+              <w:top w:type="dxa" w:w="65"/>
+              <w:left w:type="dxa" w:w="110"/>
+              <w:bottom w:type="dxa" w:w="65"/>
+              <w:right w:type="dxa" w:w="110"/>
+            </w:tcMar>
+          </w:tcPr>
+          <w:p>
+            <w:r>
+              <w:rPr>
+                <w:rFonts w:ascii="Arial" w:cs="Arial" w:eastAsia="Arial" w:hAnsi="Arial"/>
+                <w:sz w:val="19"/>
+                <w:szCs w:val="19"/>
+              </w:rPr>
+              <w:t xml:space="preserve">UI: Checkboxen auf 10×10 vergrößert (2 px Rahmen + 1 px Abstand + 4×4 Füllung); Checkboxen auf Seite Funktion um 2 px nach links verschoben</w:t>
+            </w:r>
+          </w:p>
+        </w:tc>
+      </w:tr>
+      <w:tr>
+        <w:tc>
+          <w:tcPr>
+            <w:tcW w:type="dxa" w:w="900"/>
+            <w:tcBorders>
+              <w:top w:val="single" w:color="CCCCCC" w:sz="1"/>
+              <w:left w:val="single" w:color="CCCCCC" w:sz="1"/>
+              <w:bottom w:val="single" w:color="CCCCCC" w:sz="1"/>
+              <w:right w:val="single" w:color="CCCCCC" w:sz="1"/>
+            </w:tcBorders>
+            <w:shd w:fill="FFFFFF" w:val="clear"/>
+            <w:tcMar>
+              <w:top w:type="dxa" w:w="65"/>
+              <w:left w:type="dxa" w:w="110"/>
+              <w:bottom w:type="dxa" w:w="65"/>
+              <w:right w:type="dxa" w:w="110"/>
+            </w:tcMar>
+          </w:tcPr>
+          <w:p>
+            <w:r>
+              <w:rPr>
+                <w:rFonts w:ascii="Arial" w:cs="Arial" w:eastAsia="Arial" w:hAnsi="Arial"/>
+                <w:b/>
+                <w:bCs/>
+                <w:color w:val="1F4E79"/>
+                <w:sz w:val="19"/>
+                <w:szCs w:val="19"/>
+              </w:rPr>
+              <w:t xml:space="preserve">10v00</w:t>
+            </w:r>
+          </w:p>
+        </w:tc>
+        <w:tc>
+          <w:tcPr>
+            <w:tcW w:type="dxa" w:w="1700"/>
+            <w:tcBorders>
+              <w:top w:val="single" w:color="CCCCCC" w:sz="1"/>
+              <w:left w:val="single" w:color="CCCCCC" w:sz="1"/>
+              <w:bottom w:val="single" w:color="CCCCCC" w:sz="1"/>
+              <w:right w:val="single" w:color="CCCCCC" w:sz="1"/>
+            </w:tcBorders>
+            <w:shd w:fill="DDEBF7" w:val="clear"/>
+            <w:tcMar>
+              <w:top w:type="dxa" w:w="65"/>
+              <w:left w:type="dxa" w:w="110"/>
+              <w:bottom w:type="dxa" w:w="65"/>
+              <w:right w:type="dxa" w:w="110"/>
+            </w:tcMar>
+          </w:tcPr>
+          <w:p>
+            <w:r>
+              <w:rPr>
+                <w:rFonts w:ascii="Arial" w:cs="Arial" w:eastAsia="Arial" w:hAnsi="Arial"/>
+                <w:b/>
+                <w:bCs/>
+                <w:color w:val="1F4E79"/>
+                <w:sz w:val="19"/>
+                <w:szCs w:val="19"/>
+              </w:rPr>
+              <w:t xml:space="preserve">Funktion</w:t>
+            </w:r>
+          </w:p>
+        </w:tc>
+        <w:tc>
+          <w:tcPr>
+            <w:tcW w:type="dxa" w:w="6426"/>
+            <w:tcBorders>
+              <w:top w:val="single" w:color="CCCCCC" w:sz="1"/>
+              <w:left w:val="single" w:color="CCCCCC" w:sz="1"/>
+              <w:bottom w:val="single" w:color="CCCCCC" w:sz="1"/>
+              <w:right w:val="single" w:color="CCCCCC" w:sz="1"/>
+            </w:tcBorders>
+            <w:shd w:fill="FFFFFF" w:val="clear"/>
+            <w:tcMar>
+              <w:top w:type="dxa" w:w="65"/>
+              <w:left w:type="dxa" w:w="110"/>
+              <w:bottom w:type="dxa" w:w="65"/>
+              <w:right w:type="dxa" w:w="110"/>
+            </w:tcMar>
+          </w:tcPr>
+          <w:p>
+            <w:r>
+              <w:rPr>
+                <w:rFonts w:ascii="Arial" w:cs="Arial" w:eastAsia="Arial" w:hAnsi="Arial"/>
+                <w:sz w:val="19"/>
+                <w:szCs w:val="19"/>
+              </w:rPr>
+              <w:t xml:space="preserve">Display-Abschaltung nach 10 min ohne Touch (DISPLAY_TIMEOUT_MS); Berührung eines beliebigen Touchpads weckt Display wieder für 10 min, das auslösende Touch-Event wird verworfen; Checkbox-Rahmen vereinfacht (nur äußerer 10×10 drawRect)</w:t>
+            </w:r>
+          </w:p>
+        </w:tc>
+      </w:tr>
+      <w:tr>
+        <w:tc>
+          <w:tcPr>
+            <w:tcW w:type="dxa" w:w="900"/>
+            <w:tcBorders>
+              <w:top w:val="single" w:color="CCCCCC" w:sz="1"/>
+              <w:left w:val="single" w:color="CCCCCC" w:sz="1"/>
+              <w:bottom w:val="single" w:color="CCCCCC" w:sz="1"/>
+              <w:right w:val="single" w:color="CCCCCC" w:sz="1"/>
+            </w:tcBorders>
+            <w:shd w:fill="FFFFFF" w:val="clear"/>
+            <w:tcMar>
+              <w:top w:type="dxa" w:w="65"/>
+              <w:left w:type="dxa" w:w="110"/>
+              <w:bottom w:type="dxa" w:w="65"/>
+              <w:right w:type="dxa" w:w="110"/>
+            </w:tcMar>
+          </w:tcPr>
+          <w:p>
+            <w:r>
+              <w:rPr>
+                <w:rFonts w:ascii="Arial" w:cs="Arial" w:eastAsia="Arial" w:hAnsi="Arial"/>
+                <w:b/>
+                <w:bCs/>
+                <w:color w:val="1F4E79"/>
+                <w:sz w:val="19"/>
+                <w:szCs w:val="19"/>
+              </w:rPr>
+              <w:t xml:space="preserve">10v01</w:t>
+            </w:r>
+          </w:p>
+        </w:tc>
+        <w:tc>
+          <w:tcPr>
+            <w:tcW w:type="dxa" w:w="1700"/>
+            <w:tcBorders>
+              <w:top w:val="single" w:color="CCCCCC" w:sz="1"/>
+              <w:left w:val="single" w:color="CCCCCC" w:sz="1"/>
+              <w:bottom w:val="single" w:color="CCCCCC" w:sz="1"/>
+              <w:right w:val="single" w:color="CCCCCC" w:sz="1"/>
+            </w:tcBorders>
+            <w:shd w:fill="DDEBF7" w:val="clear"/>
+            <w:tcMar>
+              <w:top w:type="dxa" w:w="65"/>
+              <w:left w:type="dxa" w:w="110"/>
+              <w:bottom w:type="dxa" w:w="65"/>
+              <w:right w:type="dxa" w:w="110"/>
+            </w:tcMar>
+          </w:tcPr>
+          <w:p>
+            <w:r>
+              <w:rPr>
+                <w:rFonts w:ascii="Arial" w:cs="Arial" w:eastAsia="Arial" w:hAnsi="Arial"/>
+                <w:b/>
+                <w:bCs/>
+                <w:color w:val="1F4E79"/>
+                <w:sz w:val="19"/>
+                <w:szCs w:val="19"/>
+              </w:rPr>
+              <w:t xml:space="preserve">Qualität</w:t>
+            </w:r>
+          </w:p>
+        </w:tc>
+        <w:tc>
+          <w:tcPr>
+            <w:tcW w:type="dxa" w:w="6426"/>
+            <w:tcBorders>
+              <w:top w:val="single" w:color="CCCCCC" w:sz="1"/>
+              <w:left w:val="single" w:color="CCCCCC" w:sz="1"/>
+              <w:bottom w:val="single" w:color="CCCCCC" w:sz="1"/>
+              <w:right w:val="single" w:color="CCCCCC" w:sz="1"/>
+            </w:tcBorders>
+            <w:shd w:fill="FFFFFF" w:val="clear"/>
+            <w:tcMar>
+              <w:top w:type="dxa" w:w="65"/>
+              <w:left w:type="dxa" w:w="110"/>
+              <w:bottom w:type="dxa" w:w="65"/>
+              <w:right w:type="dxa" w:w="110"/>
+            </w:tcMar>
+          </w:tcPr>
+          <w:p>
+            <w:r>
+              <w:rPr>
+                <w:rFonts w:ascii="Arial" w:cs="Arial" w:eastAsia="Arial" w:hAnsi="Arial"/>
+                <w:sz w:val="19"/>
+                <w:szCs w:val="19"/>
+              </w:rPr>
+              <w:t xml:space="preserve">DFPlayer-Init: 9v16-Retry-Logik zurückgenommen (player.begin() wieder einmaliger Aufruf); DFP_INIT_TIMEOUT_MS / DFP_INIT_RETRY_MS entfernt; SETUP_MP3_TIMEOUT_MS 10000 → 5000 ms</w:t>
+            </w:r>
+          </w:p>
+        </w:tc>
+      </w:tr>
+      <w:tr>
+        <w:tc>
+          <w:tcPr>
+            <w:tcW w:type="dxa" w:w="900"/>
+            <w:tcBorders>
+              <w:top w:val="single" w:color="CCCCCC" w:sz="1"/>
+              <w:left w:val="single" w:color="CCCCCC" w:sz="1"/>
+              <w:bottom w:val="single" w:color="CCCCCC" w:sz="1"/>
+              <w:right w:val="single" w:color="CCCCCC" w:sz="1"/>
+            </w:tcBorders>
+            <w:shd w:fill="FFFFFF" w:val="clear"/>
+            <w:tcMar>
+              <w:top w:type="dxa" w:w="65"/>
+              <w:left w:type="dxa" w:w="110"/>
+              <w:bottom w:type="dxa" w:w="65"/>
+              <w:right w:type="dxa" w:w="110"/>
+            </w:tcMar>
+          </w:tcPr>
+          <w:p>
+            <w:r>
+              <w:rPr>
+                <w:rFonts w:ascii="Arial" w:cs="Arial" w:eastAsia="Arial" w:hAnsi="Arial"/>
+                <w:b/>
+                <w:bCs/>
+                <w:color w:val="1F4E79"/>
+                <w:sz w:val="19"/>
+                <w:szCs w:val="19"/>
+              </w:rPr>
+              <w:t xml:space="preserve">10v02</w:t>
+            </w:r>
+          </w:p>
+        </w:tc>
+        <w:tc>
+          <w:tcPr>
+            <w:tcW w:type="dxa" w:w="1700"/>
+            <w:tcBorders>
+              <w:top w:val="single" w:color="CCCCCC" w:sz="1"/>
+              <w:left w:val="single" w:color="CCCCCC" w:sz="1"/>
+              <w:bottom w:val="single" w:color="CCCCCC" w:sz="1"/>
+              <w:right w:val="single" w:color="CCCCCC" w:sz="1"/>
+            </w:tcBorders>
+            <w:shd w:fill="DDEBF7" w:val="clear"/>
+            <w:tcMar>
+              <w:top w:type="dxa" w:w="65"/>
+              <w:left w:type="dxa" w:w="110"/>
+              <w:bottom w:type="dxa" w:w="65"/>
+              <w:right w:type="dxa" w:w="110"/>
+            </w:tcMar>
+          </w:tcPr>
+          <w:p>
+            <w:r>
+              <w:rPr>
+                <w:rFonts w:ascii="Arial" w:cs="Arial" w:eastAsia="Arial" w:hAnsi="Arial"/>
+                <w:b/>
+                <w:bCs/>
+                <w:color w:val="1F4E79"/>
+                <w:sz w:val="19"/>
+                <w:szCs w:val="19"/>
+              </w:rPr>
+              <w:t xml:space="preserve">Qualität</w:t>
+            </w:r>
+          </w:p>
+        </w:tc>
+        <w:tc>
+          <w:tcPr>
+            <w:tcW w:type="dxa" w:w="6426"/>
+            <w:tcBorders>
+              <w:top w:val="single" w:color="CCCCCC" w:sz="1"/>
+              <w:left w:val="single" w:color="CCCCCC" w:sz="1"/>
+              <w:bottom w:val="single" w:color="CCCCCC" w:sz="1"/>
+              <w:right w:val="single" w:color="CCCCCC" w:sz="1"/>
+            </w:tcBorders>
+            <w:shd w:fill="FFFFFF" w:val="clear"/>
+            <w:tcMar>
+              <w:top w:type="dxa" w:w="65"/>
+              <w:left w:type="dxa" w:w="110"/>
+              <w:bottom w:type="dxa" w:w="65"/>
+              <w:right w:type="dxa" w:w="110"/>
+            </w:tcMar>
+          </w:tcPr>
+          <w:p>
+            <w:r>
+              <w:rPr>
+                <w:rFonts w:ascii="Arial" w:cs="Arial" w:eastAsia="Arial" w:hAnsi="Arial"/>
+                <w:sz w:val="19"/>
+                <w:szCs w:val="19"/>
+              </w:rPr>
+              <w:t xml:space="preserve">Display-Ein-Zeit DISPLAY_TIMEOUT_MS von 10 min auf 5 min reduziert</w:t>
+            </w:r>
+          </w:p>
+        </w:tc>
+      </w:tr>
+      <w:tr>
+        <w:tc>
+          <w:tcPr>
+            <w:tcW w:type="dxa" w:w="900"/>
+            <w:tcBorders>
+              <w:top w:val="single" w:color="CCCCCC" w:sz="1"/>
+              <w:left w:val="single" w:color="CCCCCC" w:sz="1"/>
+              <w:bottom w:val="single" w:color="CCCCCC" w:sz="1"/>
+              <w:right w:val="single" w:color="CCCCCC" w:sz="1"/>
+            </w:tcBorders>
+            <w:shd w:fill="FFFFFF" w:val="clear"/>
+            <w:tcMar>
+              <w:top w:type="dxa" w:w="65"/>
+              <w:left w:type="dxa" w:w="110"/>
+              <w:bottom w:type="dxa" w:w="65"/>
+              <w:right w:type="dxa" w:w="110"/>
+            </w:tcMar>
+          </w:tcPr>
+          <w:p>
+            <w:r>
+              <w:rPr>
+                <w:rFonts w:ascii="Arial" w:cs="Arial" w:eastAsia="Arial" w:hAnsi="Arial"/>
+                <w:b/>
+                <w:bCs/>
+                <w:color w:val="1F4E79"/>
+                <w:sz w:val="19"/>
+                <w:szCs w:val="19"/>
+              </w:rPr>
+              <w:t xml:space="preserve">10v03</w:t>
+            </w:r>
+          </w:p>
+        </w:tc>
+        <w:tc>
+          <w:tcPr>
+            <w:tcW w:type="dxa" w:w="1700"/>
+            <w:tcBorders>
+              <w:top w:val="single" w:color="CCCCCC" w:sz="1"/>
+              <w:left w:val="single" w:color="CCCCCC" w:sz="1"/>
+              <w:bottom w:val="single" w:color="CCCCCC" w:sz="1"/>
+              <w:right w:val="single" w:color="CCCCCC" w:sz="1"/>
+            </w:tcBorders>
+            <w:shd w:fill="DDEBF7" w:val="clear"/>
+            <w:tcMar>
+              <w:top w:type="dxa" w:w="65"/>
+              <w:left w:type="dxa" w:w="110"/>
+              <w:bottom w:type="dxa" w:w="65"/>
+              <w:right w:type="dxa" w:w="110"/>
+            </w:tcMar>
+          </w:tcPr>
+          <w:p>
+            <w:r>
+              <w:rPr>
+                <w:rFonts w:ascii="Arial" w:cs="Arial" w:eastAsia="Arial" w:hAnsi="Arial"/>
+                <w:b/>
+                <w:bCs/>
+                <w:color w:val="1F4E79"/>
+                <w:sz w:val="19"/>
+                <w:szCs w:val="19"/>
+              </w:rPr>
+              <w:t xml:space="preserve">Funktion</w:t>
+            </w:r>
+          </w:p>
+        </w:tc>
+        <w:tc>
+          <w:tcPr>
+            <w:tcW w:type="dxa" w:w="6426"/>
+            <w:tcBorders>
+              <w:top w:val="single" w:color="CCCCCC" w:sz="1"/>
+              <w:left w:val="single" w:color="CCCCCC" w:sz="1"/>
+              <w:bottom w:val="single" w:color="CCCCCC" w:sz="1"/>
+              <w:right w:val="single" w:color="CCCCCC" w:sz="1"/>
+            </w:tcBorders>
+            <w:shd w:fill="FFFFFF" w:val="clear"/>
+            <w:tcMar>
+              <w:top w:type="dxa" w:w="65"/>
+              <w:left w:type="dxa" w:w="110"/>
+              <w:bottom w:type="dxa" w:w="65"/>
+              <w:right w:type="dxa" w:w="110"/>
+            </w:tcMar>
+          </w:tcPr>
+          <w:p>
+            <w:r>
+              <w:rPr>
+                <w:rFonts w:ascii="Arial" w:cs="Arial" w:eastAsia="Arial" w:hAnsi="Arial"/>
+                <w:sz w:val="19"/>
+                <w:szCs w:val="19"/>
+              </w:rPr>
+              <w:t xml:space="preserve">Display wird bei Alarm-Start automatisch eingeschaltet (analog Touch-Wake); Helper wakeDisplay() in alarmTask</w:t>
+            </w:r>
+          </w:p>
+        </w:tc>
+      </w:tr>
+      <w:tr>
+        <w:tc>
+          <w:tcPr>
+            <w:tcW w:type="dxa" w:w="900"/>
+            <w:tcBorders>
+              <w:top w:val="single" w:color="CCCCCC" w:sz="1"/>
+              <w:left w:val="single" w:color="CCCCCC" w:sz="1"/>
+              <w:bottom w:val="single" w:color="CCCCCC" w:sz="1"/>
+              <w:right w:val="single" w:color="CCCCCC" w:sz="1"/>
+            </w:tcBorders>
+            <w:shd w:fill="FFFFFF" w:val="clear"/>
+            <w:tcMar>
+              <w:top w:type="dxa" w:w="65"/>
+              <w:left w:type="dxa" w:w="110"/>
+              <w:bottom w:type="dxa" w:w="65"/>
+              <w:right w:type="dxa" w:w="110"/>
+            </w:tcMar>
+          </w:tcPr>
+          <w:p>
+            <w:r>
+              <w:rPr>
+                <w:rFonts w:ascii="Arial" w:cs="Arial" w:eastAsia="Arial" w:hAnsi="Arial"/>
+                <w:b/>
+                <w:bCs/>
+                <w:color w:val="1F4E79"/>
+                <w:sz w:val="19"/>
+                <w:szCs w:val="19"/>
+              </w:rPr>
+              <w:t xml:space="preserve">10v04</w:t>
+            </w:r>
+          </w:p>
+        </w:tc>
+        <w:tc>
+          <w:tcPr>
+            <w:tcW w:type="dxa" w:w="1700"/>
+            <w:tcBorders>
+              <w:top w:val="single" w:color="CCCCCC" w:sz="1"/>
+              <w:left w:val="single" w:color="CCCCCC" w:sz="1"/>
+              <w:bottom w:val="single" w:color="CCCCCC" w:sz="1"/>
+              <w:right w:val="single" w:color="CCCCCC" w:sz="1"/>
+            </w:tcBorders>
+            <w:shd w:fill="DDEBF7" w:val="clear"/>
+            <w:tcMar>
+              <w:top w:type="dxa" w:w="65"/>
+              <w:left w:type="dxa" w:w="110"/>
+              <w:bottom w:type="dxa" w:w="65"/>
+              <w:right w:type="dxa" w:w="110"/>
+            </w:tcMar>
+          </w:tcPr>
+          <w:p>
+            <w:r>
+              <w:rPr>
+                <w:rFonts w:ascii="Arial" w:cs="Arial" w:eastAsia="Arial" w:hAnsi="Arial"/>
+                <w:b/>
+                <w:bCs/>
+                <w:color w:val="1F4E79"/>
+                <w:sz w:val="19"/>
+                <w:szCs w:val="19"/>
+              </w:rPr>
+              <w:t xml:space="preserve">Qualität</w:t>
+            </w:r>
+          </w:p>
+        </w:tc>
+        <w:tc>
+          <w:tcPr>
+            <w:tcW w:type="dxa" w:w="6426"/>
+            <w:tcBorders>
+              <w:top w:val="single" w:color="CCCCCC" w:sz="1"/>
+              <w:left w:val="single" w:color="CCCCCC" w:sz="1"/>
+              <w:bottom w:val="single" w:color="CCCCCC" w:sz="1"/>
+              <w:right w:val="single" w:color="CCCCCC" w:sz="1"/>
+            </w:tcBorders>
+            <w:shd w:fill="FFFFFF" w:val="clear"/>
+            <w:tcMar>
+              <w:top w:type="dxa" w:w="65"/>
+              <w:left w:type="dxa" w:w="110"/>
+              <w:bottom w:type="dxa" w:w="65"/>
+              <w:right w:type="dxa" w:w="110"/>
+            </w:tcMar>
+          </w:tcPr>
+          <w:p>
+            <w:r>
+              <w:rPr>
+                <w:rFonts w:ascii="Arial" w:cs="Arial" w:eastAsia="Arial" w:hAnsi="Arial"/>
+                <w:sz w:val="19"/>
+                <w:szCs w:val="19"/>
+              </w:rPr>
+              <w:t xml:space="preserve">Web-Log: Zeile „[Reset] Anzahl: N" → „[RESET] resetCount: N" (einheitlicher Stil)</w:t>
+            </w:r>
+          </w:p>
+        </w:tc>
+      </w:tr>
+      <w:tr>
+        <w:tc>
+          <w:tcPr>
+            <w:tcW w:type="dxa" w:w="900"/>
+            <w:tcBorders>
+              <w:top w:val="single" w:color="CCCCCC" w:sz="1"/>
+              <w:left w:val="single" w:color="CCCCCC" w:sz="1"/>
+              <w:bottom w:val="single" w:color="CCCCCC" w:sz="1"/>
+              <w:right w:val="single" w:color="CCCCCC" w:sz="1"/>
+            </w:tcBorders>
+            <w:shd w:fill="FFFFFF" w:val="clear"/>
+            <w:tcMar>
+              <w:top w:type="dxa" w:w="65"/>
+              <w:left w:type="dxa" w:w="110"/>
+              <w:bottom w:type="dxa" w:w="65"/>
+              <w:right w:type="dxa" w:w="110"/>
+            </w:tcMar>
+          </w:tcPr>
+          <w:p>
+            <w:r>
+              <w:rPr>
+                <w:rFonts w:ascii="Arial" w:cs="Arial" w:eastAsia="Arial" w:hAnsi="Arial"/>
+                <w:b/>
+                <w:bCs/>
+                <w:color w:val="1F4E79"/>
+                <w:sz w:val="19"/>
+                <w:szCs w:val="19"/>
+              </w:rPr>
+              <w:t xml:space="preserve">10v05</w:t>
+            </w:r>
+          </w:p>
+        </w:tc>
+        <w:tc>
+          <w:tcPr>
+            <w:tcW w:type="dxa" w:w="1700"/>
+            <w:tcBorders>
+              <w:top w:val="single" w:color="CCCCCC" w:sz="1"/>
+              <w:left w:val="single" w:color="CCCCCC" w:sz="1"/>
+              <w:bottom w:val="single" w:color="CCCCCC" w:sz="1"/>
+              <w:right w:val="single" w:color="CCCCCC" w:sz="1"/>
+            </w:tcBorders>
+            <w:shd w:fill="DDEBF7" w:val="clear"/>
+            <w:tcMar>
+              <w:top w:type="dxa" w:w="65"/>
+              <w:left w:type="dxa" w:w="110"/>
+              <w:bottom w:type="dxa" w:w="65"/>
+              <w:right w:type="dxa" w:w="110"/>
+            </w:tcMar>
+          </w:tcPr>
+          <w:p>
+            <w:r>
+              <w:rPr>
+                <w:rFonts w:ascii="Arial" w:cs="Arial" w:eastAsia="Arial" w:hAnsi="Arial"/>
+                <w:b/>
+                <w:bCs/>
+                <w:color w:val="1F4E79"/>
+                <w:sz w:val="19"/>
+                <w:szCs w:val="19"/>
+              </w:rPr>
+              <w:t xml:space="preserve">Stabilität</w:t>
+            </w:r>
+          </w:p>
+        </w:tc>
+        <w:tc>
+          <w:tcPr>
+            <w:tcW w:type="dxa" w:w="6426"/>
+            <w:tcBorders>
+              <w:top w:val="single" w:color="CCCCCC" w:sz="1"/>
+              <w:left w:val="single" w:color="CCCCCC" w:sz="1"/>
+              <w:bottom w:val="single" w:color="CCCCCC" w:sz="1"/>
+              <w:right w:val="single" w:color="CCCCCC" w:sz="1"/>
+            </w:tcBorders>
+            <w:shd w:fill="FFFFFF" w:val="clear"/>
+            <w:tcMar>
+              <w:top w:type="dxa" w:w="65"/>
+              <w:left w:type="dxa" w:w="110"/>
+              <w:bottom w:type="dxa" w:w="65"/>
+              <w:right w:type="dxa" w:w="110"/>
+            </w:tcMar>
+          </w:tcPr>
+          <w:p>
+            <w:r>
+              <w:rPr>
+                <w:rFonts w:ascii="Arial" w:cs="Arial" w:eastAsia="Arial" w:hAnsi="Arial"/>
+                <w:sz w:val="19"/>
+                <w:szCs w:val="19"/>
+              </w:rPr>
+              <w:t xml:space="preserve">DFPlayer TX-Pin (GPIO17) vor Serial2.begin() 3 s LOW halten – verhindert Fehlinterpretation der ersten UART-Bytes beim Kaltstart</w:t>
+            </w:r>
+          </w:p>
+        </w:tc>
+      </w:tr>
+      <w:tr>
+        <w:tc>
+          <w:tcPr>
+            <w:tcW w:type="dxa" w:w="900"/>
+            <w:tcBorders>
+              <w:top w:val="single" w:color="CCCCCC" w:sz="1"/>
+              <w:left w:val="single" w:color="CCCCCC" w:sz="1"/>
+              <w:bottom w:val="single" w:color="CCCCCC" w:sz="1"/>
+              <w:right w:val="single" w:color="CCCCCC" w:sz="1"/>
+            </w:tcBorders>
+            <w:shd w:fill="FFFFFF" w:val="clear"/>
+            <w:tcMar>
+              <w:top w:type="dxa" w:w="65"/>
+              <w:left w:type="dxa" w:w="110"/>
+              <w:bottom w:type="dxa" w:w="65"/>
+              <w:right w:type="dxa" w:w="110"/>
+            </w:tcMar>
+          </w:tcPr>
+          <w:p>
+            <w:r>
+              <w:rPr>
+                <w:rFonts w:ascii="Arial" w:cs="Arial" w:eastAsia="Arial" w:hAnsi="Arial"/>
+                <w:b/>
+                <w:bCs/>
+                <w:color w:val="1F4E79"/>
+                <w:sz w:val="19"/>
+                <w:szCs w:val="19"/>
+              </w:rPr>
+              <w:t xml:space="preserve">10v06</w:t>
+            </w:r>
+          </w:p>
+        </w:tc>
+        <w:tc>
+          <w:tcPr>
+            <w:tcW w:type="dxa" w:w="1700"/>
+            <w:tcBorders>
+              <w:top w:val="single" w:color="CCCCCC" w:sz="1"/>
+              <w:left w:val="single" w:color="CCCCCC" w:sz="1"/>
+              <w:bottom w:val="single" w:color="CCCCCC" w:sz="1"/>
+              <w:right w:val="single" w:color="CCCCCC" w:sz="1"/>
+            </w:tcBorders>
+            <w:shd w:fill="DDEBF7" w:val="clear"/>
+            <w:tcMar>
+              <w:top w:type="dxa" w:w="65"/>
+              <w:left w:type="dxa" w:w="110"/>
+              <w:bottom w:type="dxa" w:w="65"/>
+              <w:right w:type="dxa" w:w="110"/>
+            </w:tcMar>
+          </w:tcPr>
+          <w:p>
+            <w:r>
+              <w:rPr>
+                <w:rFonts w:ascii="Arial" w:cs="Arial" w:eastAsia="Arial" w:hAnsi="Arial"/>
+                <w:b/>
+                <w:bCs/>
+                <w:color w:val="1F4E79"/>
+                <w:sz w:val="19"/>
+                <w:szCs w:val="19"/>
+              </w:rPr>
+              <w:t xml:space="preserve">Bugfix</w:t>
+            </w:r>
+          </w:p>
+        </w:tc>
+        <w:tc>
+          <w:tcPr>
+            <w:tcW w:type="dxa" w:w="6426"/>
+            <w:tcBorders>
+              <w:top w:val="single" w:color="CCCCCC" w:sz="1"/>
+              <w:left w:val="single" w:color="CCCCCC" w:sz="1"/>
+              <w:bottom w:val="single" w:color="CCCCCC" w:sz="1"/>
+              <w:right w:val="single" w:color="CCCCCC" w:sz="1"/>
+            </w:tcBorders>
+            <w:shd w:fill="FFFFFF" w:val="clear"/>
+            <w:tcMar>
+              <w:top w:type="dxa" w:w="65"/>
+              <w:left w:type="dxa" w:w="110"/>
+              <w:bottom w:type="dxa" w:w="65"/>
+              <w:right w:type="dxa" w:w="110"/>
+            </w:tcMar>
+          </w:tcPr>
+          <w:p>
+            <w:r>
+              <w:rPr>
+                <w:rFonts w:ascii="Arial" w:cs="Arial" w:eastAsia="Arial" w:hAnsi="Arial"/>
+                <w:sz w:val="19"/>
+                <w:szCs w:val="19"/>
+              </w:rPr>
+              <w:t xml:space="preserve">wakeDisplay(): TOCTOU und Race auf lastTouchMs behoben (displayBlanked-Check und lastTouchMs=millis() atomar unter displayMutex); lastTouchMs als volatile deklariert (Cross-Core-Sichtbarkeit)</w:t>
+            </w:r>
+          </w:p>
+        </w:tc>
+      </w:tr>
+    </w:tbl>
+    <w:p>
+      <w:pPr>
+        <w:pStyle w:val="Heading1"/>
+        <w:spacing w:before="260" w:after="80"/>
+      </w:pPr>
+      <w:r>
+        <w:rPr>
+          <w:rFonts w:ascii="Arial" w:cs="Arial" w:eastAsia="Arial" w:hAnsi="Arial"/>
+          <w:b/>
+          <w:bCs/>
+          <w:color w:val="1F4E79"/>
+          <w:sz w:val="26"/>
+          <w:szCs w:val="26"/>
+        </w:rPr>
+        <w:t xml:space="preserve">Version 11v00</w:t>
+      </w:r>
+    </w:p>
+    <w:p>
+      <w:pPr>
+        <w:spacing w:before="0" w:after="80"/>
+      </w:pPr>
+      <w:r>
+        <w:t xml:space="preserve"/>
+      </w:r>
+    </w:p>
+    <w:tbl>
+      <w:tblPr>
+        <w:tblW w:type="dxa" w:w="9026"/>
+        <w:tblBorders>
+          <w:top w:val="single" w:color="auto" w:sz="4"/>
+          <w:left w:val="single" w:color="auto" w:sz="4"/>
+          <w:bottom w:val="single" w:color="auto" w:sz="4"/>
+          <w:right w:val="single" w:color="auto" w:sz="4"/>
+          <w:insideH w:val="single" w:color="auto" w:sz="4"/>
+          <w:insideV w:val="single" w:color="auto" w:sz="4"/>
+        </w:tblBorders>
+      </w:tblPr>
+      <w:tblGrid>
+        <w:gridCol w:w="900"/>
+        <w:gridCol w:w="1700"/>
+        <w:gridCol w:w="6426"/>
+      </w:tblGrid>
+      <w:tr>
+        <w:trPr>
+          <w:tblHeader/>
+        </w:trPr>
+        <w:tc>
+          <w:tcPr>
+            <w:tcW w:type="dxa" w:w="900"/>
+            <w:tcBorders>
+              <w:top w:val="single" w:color="CCCCCC" w:sz="1"/>
+              <w:left w:val="single" w:color="CCCCCC" w:sz="1"/>
+              <w:bottom w:val="single" w:color="CCCCCC" w:sz="1"/>
+              <w:right w:val="single" w:color="CCCCCC" w:sz="1"/>
+            </w:tcBorders>
+            <w:shd w:fill="1F4E79" w:val="clear"/>
+            <w:tcMar>
+              <w:top w:type="dxa" w:w="65"/>
+              <w:left w:type="dxa" w:w="110"/>
+              <w:bottom w:type="dxa" w:w="65"/>
+              <w:right w:type="dxa" w:w="110"/>
+            </w:tcMar>
+          </w:tcPr>
+          <w:p>
+            <w:r>
+              <w:rPr>
+                <w:rFonts w:ascii="Arial" w:cs="Arial" w:eastAsia="Arial" w:hAnsi="Arial"/>
+                <w:b/>
+                <w:bCs/>
+                <w:color w:val="FFFFFF"/>
+                <w:sz w:val="19"/>
+                <w:szCs w:val="19"/>
+              </w:rPr>
+              <w:t xml:space="preserve">Version</w:t>
+            </w:r>
+          </w:p>
+        </w:tc>
+        <w:tc>
+          <w:tcPr>
+            <w:tcW w:type="dxa" w:w="1700"/>
+            <w:tcBorders>
+              <w:top w:val="single" w:color="CCCCCC" w:sz="1"/>
+              <w:left w:val="single" w:color="CCCCCC" w:sz="1"/>
+              <w:bottom w:val="single" w:color="CCCCCC" w:sz="1"/>
+              <w:right w:val="single" w:color="CCCCCC" w:sz="1"/>
+            </w:tcBorders>
+            <w:shd w:fill="1F4E79" w:val="clear"/>
+            <w:tcMar>
+              <w:top w:type="dxa" w:w="65"/>
+              <w:left w:type="dxa" w:w="110"/>
+              <w:bottom w:type="dxa" w:w="65"/>
+              <w:right w:type="dxa" w:w="110"/>
+            </w:tcMar>
+          </w:tcPr>
+          <w:p>
+            <w:r>
+              <w:rPr>
+                <w:rFonts w:ascii="Arial" w:cs="Arial" w:eastAsia="Arial" w:hAnsi="Arial"/>
+                <w:b/>
+                <w:bCs/>
+                <w:color w:val="FFFFFF"/>
+                <w:sz w:val="19"/>
+                <w:szCs w:val="19"/>
+              </w:rPr>
+              <w:t xml:space="preserve">Kategorie</w:t>
+            </w:r>
+          </w:p>
+        </w:tc>
+        <w:tc>
+          <w:tcPr>
+            <w:tcW w:type="dxa" w:w="6426"/>
+            <w:tcBorders>
+              <w:top w:val="single" w:color="CCCCCC" w:sz="1"/>
+              <w:left w:val="single" w:color="CCCCCC" w:sz="1"/>
+              <w:bottom w:val="single" w:color="CCCCCC" w:sz="1"/>
+              <w:right w:val="single" w:color="CCCCCC" w:sz="1"/>
+            </w:tcBorders>
+            <w:shd w:fill="1F4E79" w:val="clear"/>
+            <w:tcMar>
+              <w:top w:type="dxa" w:w="65"/>
+              <w:left w:type="dxa" w:w="110"/>
+              <w:bottom w:type="dxa" w:w="65"/>
+              <w:right w:type="dxa" w:w="110"/>
+            </w:tcMar>
+          </w:tcPr>
+          <w:p>
+            <w:r>
+              <w:rPr>
+                <w:rFonts w:ascii="Arial" w:cs="Arial" w:eastAsia="Arial" w:hAnsi="Arial"/>
+                <w:b/>
+                <w:bCs/>
+                <w:color w:val="FFFFFF"/>
+                <w:sz w:val="19"/>
+                <w:szCs w:val="19"/>
+              </w:rPr>
+              <w:t xml:space="preserve">Änderung</w:t>
+            </w:r>
+          </w:p>
+        </w:tc>
+      </w:tr>
+      <w:tr>
+        <w:tc>
+          <w:tcPr>
+            <w:tcW w:type="dxa" w:w="900"/>
+            <w:tcBorders>
+              <w:top w:val="single" w:color="CCCCCC" w:sz="1"/>
+              <w:left w:val="single" w:color="CCCCCC" w:sz="1"/>
+              <w:bottom w:val="single" w:color="CCCCCC" w:sz="1"/>
+              <w:right w:val="single" w:color="CCCCCC" w:sz="1"/>
+            </w:tcBorders>
+            <w:shd w:fill="FFFFFF" w:val="clear"/>
+            <w:tcMar>
+              <w:top w:type="dxa" w:w="65"/>
+              <w:left w:type="dxa" w:w="110"/>
+              <w:bottom w:type="dxa" w:w="65"/>
+              <w:right w:type="dxa" w:w="110"/>
+            </w:tcMar>
+          </w:tcPr>
+          <w:p>
+            <w:r>
+              <w:rPr>
+                <w:rFonts w:ascii="Arial" w:cs="Arial" w:eastAsia="Arial" w:hAnsi="Arial"/>
+                <w:b/>
+                <w:bCs/>
+                <w:color w:val="1F4E79"/>
+                <w:sz w:val="19"/>
+                <w:szCs w:val="19"/>
+              </w:rPr>
+              <w:t xml:space="preserve">11v00</w:t>
+            </w:r>
+          </w:p>
+        </w:tc>
+        <w:tc>
+          <w:tcPr>
+            <w:tcW w:type="dxa" w:w="1700"/>
+            <w:tcBorders>
+              <w:top w:val="single" w:color="CCCCCC" w:sz="1"/>
+              <w:left w:val="single" w:color="CCCCCC" w:sz="1"/>
+              <w:bottom w:val="single" w:color="CCCCCC" w:sz="1"/>
+              <w:right w:val="single" w:color="CCCCCC" w:sz="1"/>
+            </w:tcBorders>
+            <w:shd w:fill="DDEBF7" w:val="clear"/>
+            <w:tcMar>
+              <w:top w:type="dxa" w:w="65"/>
+              <w:left w:type="dxa" w:w="110"/>
+              <w:bottom w:type="dxa" w:w="65"/>
+              <w:right w:type="dxa" w:w="110"/>
+            </w:tcMar>
+          </w:tcPr>
+          <w:p>
+            <w:r>
+              <w:rPr>
+                <w:rFonts w:ascii="Arial" w:cs="Arial" w:eastAsia="Arial" w:hAnsi="Arial"/>
+                <w:b/>
+                <w:bCs/>
+                <w:color w:val="1F4E79"/>
+                <w:sz w:val="19"/>
+                <w:szCs w:val="19"/>
+              </w:rPr>
+              <w:t xml:space="preserve">Stabilität</w:t>
+            </w:r>
+          </w:p>
+        </w:tc>
+        <w:tc>
+          <w:tcPr>
+            <w:tcW w:type="dxa" w:w="6426"/>
+            <w:tcBorders>
+              <w:top w:val="single" w:color="CCCCCC" w:sz="1"/>
+              <w:left w:val="single" w:color="CCCCCC" w:sz="1"/>
+              <w:bottom w:val="single" w:color="CCCCCC" w:sz="1"/>
+              <w:right w:val="single" w:color="CCCCCC" w:sz="1"/>
+            </w:tcBorders>
+            <w:shd w:fill="FFFFFF" w:val="clear"/>
+            <w:tcMar>
+              <w:top w:type="dxa" w:w="65"/>
+              <w:left w:type="dxa" w:w="110"/>
+              <w:bottom w:type="dxa" w:w="65"/>
+              <w:right w:type="dxa" w:w="110"/>
+            </w:tcMar>
+          </w:tcPr>
+          <w:p>
+            <w:r>
+              <w:rPr>
+                <w:rFonts w:ascii="Arial" w:cs="Arial" w:eastAsia="Arial" w:hAnsi="Arial"/>
+                <w:sz w:val="19"/>
+                <w:szCs w:val="19"/>
+              </w:rPr>
+              <w:t xml:space="preserve">NVR-Flash-Wear-Schutz: nvrSemaphore wird erst nach NVR_COMMIT_DELAY_MS (2 s) Ruhezeit ohne weiteres Event freigegeben; verhindert Flash-Writes bei gehaltener Einstelltaste im Touch-REPEAT-Modus</w:t>
+            </w:r>
+          </w:p>
+        </w:tc>
+      </w:tr>
+      <w:tr>
+        <w:tc>
+          <w:tcPr>
+            <w:tcW w:type="dxa" w:w="900"/>
+            <w:tcBorders>
+              <w:top w:val="single" w:color="CCCCCC" w:sz="1"/>
+              <w:left w:val="single" w:color="CCCCCC" w:sz="1"/>
+              <w:bottom w:val="single" w:color="CCCCCC" w:sz="1"/>
+              <w:right w:val="single" w:color="CCCCCC" w:sz="1"/>
+            </w:tcBorders>
+            <w:shd w:fill="FFFFFF" w:val="clear"/>
+            <w:tcMar>
+              <w:top w:type="dxa" w:w="65"/>
+              <w:left w:type="dxa" w:w="110"/>
+              <w:bottom w:type="dxa" w:w="65"/>
+              <w:right w:type="dxa" w:w="110"/>
+            </w:tcMar>
+          </w:tcPr>
+          <w:p>
+            <w:r>
+              <w:rPr>
+                <w:rFonts w:ascii="Arial" w:cs="Arial" w:eastAsia="Arial" w:hAnsi="Arial"/>
+                <w:b/>
+                <w:bCs/>
+                <w:color w:val="1F4E79"/>
+                <w:sz w:val="19"/>
+                <w:szCs w:val="19"/>
+              </w:rPr>
+              <w:t xml:space="preserve">11v00</w:t>
+            </w:r>
+          </w:p>
+        </w:tc>
+        <w:tc>
+          <w:tcPr>
+            <w:tcW w:type="dxa" w:w="1700"/>
+            <w:tcBorders>
+              <w:top w:val="single" w:color="CCCCCC" w:sz="1"/>
+              <w:left w:val="single" w:color="CCCCCC" w:sz="1"/>
+              <w:bottom w:val="single" w:color="CCCCCC" w:sz="1"/>
+              <w:right w:val="single" w:color="CCCCCC" w:sz="1"/>
+            </w:tcBorders>
+            <w:shd w:fill="DDEBF7" w:val="clear"/>
+            <w:tcMar>
+              <w:top w:type="dxa" w:w="65"/>
+              <w:left w:type="dxa" w:w="110"/>
+              <w:bottom w:type="dxa" w:w="65"/>
+              <w:right w:type="dxa" w:w="110"/>
+            </w:tcMar>
+          </w:tcPr>
+          <w:p>
+            <w:r>
+              <w:rPr>
+                <w:rFonts w:ascii="Arial" w:cs="Arial" w:eastAsia="Arial" w:hAnsi="Arial"/>
+                <w:b/>
+                <w:bCs/>
+                <w:color w:val="1F4E79"/>
+                <w:sz w:val="19"/>
+                <w:szCs w:val="19"/>
+              </w:rPr>
+              <w:t xml:space="preserve">Bugfix</w:t>
+            </w:r>
+          </w:p>
+        </w:tc>
+        <w:tc>
+          <w:tcPr>
+            <w:tcW w:type="dxa" w:w="6426"/>
+            <w:tcBorders>
+              <w:top w:val="single" w:color="CCCCCC" w:sz="1"/>
+              <w:left w:val="single" w:color="CCCCCC" w:sz="1"/>
+              <w:bottom w:val="single" w:color="CCCCCC" w:sz="1"/>
+              <w:right w:val="single" w:color="CCCCCC" w:sz="1"/>
+            </w:tcBorders>
+            <w:shd w:fill="FFFFFF" w:val="clear"/>
+            <w:tcMar>
+              <w:top w:type="dxa" w:w="65"/>
+              <w:left w:type="dxa" w:w="110"/>
+              <w:bottom w:type="dxa" w:w="65"/>
+              <w:right w:type="dxa" w:w="110"/>
+            </w:tcMar>
+          </w:tcPr>
+          <w:p>
+            <w:r>
+              <w:rPr>
+                <w:rFonts w:ascii="Arial" w:cs="Arial" w:eastAsia="Arial" w:hAnsi="Arial"/>
+                <w:sz w:val="19"/>
+                <w:szCs w:val="19"/>
+              </w:rPr>
+              <w:t xml:space="preserve">wifiTask Double-Buffer Race: snprintf in datum_WiFi_tmp/zeit_WiFi_tmp nur wenn kein altes Paar pending (wifiSyncPending-Guard); schließt Torn-Read-Fenster gegen displayTask</w:t>
+            </w:r>
+          </w:p>
+        </w:tc>
+      </w:tr>
+      <w:tr>
+        <w:tc>
+          <w:tcPr>
+            <w:tcW w:type="dxa" w:w="900"/>
+            <w:tcBorders>
+              <w:top w:val="single" w:color="CCCCCC" w:sz="1"/>
+              <w:left w:val="single" w:color="CCCCCC" w:sz="1"/>
+              <w:bottom w:val="single" w:color="CCCCCC" w:sz="1"/>
+              <w:right w:val="single" w:color="CCCCCC" w:sz="1"/>
+            </w:tcBorders>
+            <w:shd w:fill="FFFFFF" w:val="clear"/>
+            <w:tcMar>
+              <w:top w:type="dxa" w:w="65"/>
+              <w:left w:type="dxa" w:w="110"/>
+              <w:bottom w:type="dxa" w:w="65"/>
+              <w:right w:type="dxa" w:w="110"/>
+            </w:tcMar>
+          </w:tcPr>
+          <w:p>
+            <w:r>
+              <w:rPr>
+                <w:rFonts w:ascii="Arial" w:cs="Arial" w:eastAsia="Arial" w:hAnsi="Arial"/>
+                <w:b/>
+                <w:bCs/>
+                <w:color w:val="1F4E79"/>
+                <w:sz w:val="19"/>
+                <w:szCs w:val="19"/>
+              </w:rPr>
+              <w:t xml:space="preserve">11v00</w:t>
+            </w:r>
+          </w:p>
+        </w:tc>
+        <w:tc>
+          <w:tcPr>
+            <w:tcW w:type="dxa" w:w="1700"/>
+            <w:tcBorders>
+              <w:top w:val="single" w:color="CCCCCC" w:sz="1"/>
+              <w:left w:val="single" w:color="CCCCCC" w:sz="1"/>
+              <w:bottom w:val="single" w:color="CCCCCC" w:sz="1"/>
+              <w:right w:val="single" w:color="CCCCCC" w:sz="1"/>
+            </w:tcBorders>
+            <w:shd w:fill="DDEBF7" w:val="clear"/>
+            <w:tcMar>
+              <w:top w:type="dxa" w:w="65"/>
+              <w:left w:type="dxa" w:w="110"/>
+              <w:bottom w:type="dxa" w:w="65"/>
+              <w:right w:type="dxa" w:w="110"/>
+            </w:tcMar>
+          </w:tcPr>
+          <w:p>
+            <w:r>
+              <w:rPr>
+                <w:rFonts w:ascii="Arial" w:cs="Arial" w:eastAsia="Arial" w:hAnsi="Arial"/>
+                <w:b/>
+                <w:bCs/>
+                <w:color w:val="1F4E79"/>
+                <w:sz w:val="19"/>
+                <w:szCs w:val="19"/>
+              </w:rPr>
+              <w:t xml:space="preserve">Qualität</w:t>
+            </w:r>
+          </w:p>
+        </w:tc>
+        <w:tc>
+          <w:tcPr>
+            <w:tcW w:type="dxa" w:w="6426"/>
+            <w:tcBorders>
+              <w:top w:val="single" w:color="CCCCCC" w:sz="1"/>
+              <w:left w:val="single" w:color="CCCCCC" w:sz="1"/>
+              <w:bottom w:val="single" w:color="CCCCCC" w:sz="1"/>
+              <w:right w:val="single" w:color="CCCCCC" w:sz="1"/>
+            </w:tcBorders>
+            <w:shd w:fill="FFFFFF" w:val="clear"/>
+            <w:tcMar>
+              <w:top w:type="dxa" w:w="65"/>
+              <w:left w:type="dxa" w:w="110"/>
+              <w:bottom w:type="dxa" w:w="65"/>
+              <w:right w:type="dxa" w:w="110"/>
+            </w:tcMar>
+          </w:tcPr>
+          <w:p>
+            <w:r>
+              <w:rPr>
+                <w:rFonts w:ascii="Arial" w:cs="Arial" w:eastAsia="Arial" w:hAnsi="Arial"/>
+                <w:sz w:val="19"/>
+                <w:szCs w:val="19"/>
+              </w:rPr>
+              <w:t xml:space="preserve">Log-Regel: Serial.printf mit Web-Log-URL bleibt bewusst nach WiFi-Connect im Serial-Monitor – die URL steht sonst nur im Web-Log selbst und wäre unerreichbar</w:t>
+            </w:r>
+          </w:p>
+        </w:tc>
+      </w:tr>
+    </w:tbl>
+    <w:p>
+      <w:pPr>
         <w:spacing w:before="0" w:after="80"/>
       </w:pPr>
       <w:r>
@@ -7576,7 +9146,7 @@
           <w:sz w:val="16"/>
           <w:szCs w:val="16"/>
         </w:rPr>
-        <w:t xml:space="preserve">bTn Wecker  ·  Änderungshistorie  ·  Stand 9v14</w:t>
+        <w:t>bTn Wecker  ·  Änderungshistorie  ·  Stand 11v00</w:t>
       </w:r>
     </w:p>
     <w:sectPr>
